--- a/design/Synapser_Diseno.docx
+++ b/design/Synapser_Diseno.docx
@@ -12279,7 +12279,7 @@
                 <w:color w:val="111111"/>
                 <w:sz w:val="20"/>
               </w:rPr>
-              <w:t xml:space="preserve">Catálogo, enrutador, workflow con aprobaciones, subtareas pedidas por agentes, costo estimado</w:t>
+              <w:t xml:space="preserve">Catálogo, enrutador determinista, costo conocido/estimado/desconocido, compuertas de aprobación, despacho por el puerto, subtareas pedidas por agentes (W1–W5)</w:t>
             </w:r>
           </w:p>
         </w:tc>
@@ -12314,7 +12314,7 @@
                 <w:color w:val="111111"/>
                 <w:sz w:val="20"/>
               </w:rPr>
-              <w:t xml:space="preserve">Propuesto</w:t>
+              <w:t xml:space="preserve">Implementado y cubierto por pruebas; falta el workflow con editor y las aprobaciones desde la interfaz</w:t>
             </w:r>
           </w:p>
         </w:tc>
@@ -12609,7 +12609,7 @@
                 <w:color w:val="111111"/>
                 <w:sz w:val="20"/>
               </w:rPr>
-              <w:t xml:space="preserve">Investigación web con Tavily (puerto, citas con procedencia)</w:t>
+              <w:t xml:space="preserve">Investigación web: puerto con Tavily, guarda de consultas, presupuesto, citas con procedencia, misión T0</w:t>
             </w:r>
           </w:p>
         </w:tc>
@@ -12644,7 +12644,7 @@
                 <w:color w:val="111111"/>
                 <w:sz w:val="20"/>
               </w:rPr>
-              <w:t xml:space="preserve">Propuesto</w:t>
+              <w:t xml:space="preserve">Implementado; verificado contra el servicio real</w:t>
             </w:r>
           </w:p>
         </w:tc>

--- a/design/Synapser_Diseno.docx
+++ b/design/Synapser_Diseno.docx
@@ -12314,7 +12314,7 @@
                 <w:color w:val="111111"/>
                 <w:sz w:val="20"/>
               </w:rPr>
-              <w:t xml:space="preserve">Implementado y cubierto por pruebas; falta el workflow con editor y las aprobaciones desde la interfaz</w:t>
+              <w:t xml:space="preserve">Implementado y cubierto por pruebas, incluidas las aprobaciones desde la interfaz y los reintentos entre perfiles</w:t>
             </w:r>
           </w:p>
         </w:tc>
@@ -12389,7 +12389,7 @@
                 <w:color w:val="111111"/>
                 <w:sz w:val="20"/>
               </w:rPr>
-              <w:t xml:space="preserve">Colector de observación de Zoanthrope y proyección de estado vivo</w:t>
+              <w:t xml:space="preserve">Colector de observación de Zoanthrope, intenciones declaradas y proyección de estado vivo reproducible por seq</w:t>
             </w:r>
           </w:p>
         </w:tc>
@@ -12424,7 +12424,7 @@
                 <w:color w:val="111111"/>
                 <w:sz w:val="20"/>
               </w:rPr>
-              <w:t xml:space="preserve">Propuesto; requiere spike S-Z</w:t>
+              <w:t xml:space="preserve">Implementado; spike S-Z hecho contra el binario fijado</w:t>
             </w:r>
           </w:p>
         </w:tc>
@@ -12499,7 +12499,7 @@
                 <w:color w:val="111111"/>
                 <w:sz w:val="20"/>
               </w:rPr>
-              <w:t xml:space="preserve">Interfaz web con API JSON/SSE</w:t>
+              <w:t xml:space="preserve">Interfaz web (React, Tailwind y shadcn/ui) con API JSON/SSE; demo determinista y demo con modelos reales</w:t>
             </w:r>
           </w:p>
         </w:tc>
@@ -12534,7 +12534,7 @@
                 <w:color w:val="111111"/>
                 <w:sz w:val="20"/>
               </w:rPr>
-              <w:t xml:space="preserve">Propuesto</w:t>
+              <w:t xml:space="preserve">Implementado; verificada en un navegador real</w:t>
             </w:r>
           </w:p>
         </w:tc>
@@ -18736,7 +18736,7 @@
     </w:p>
     <w:p>
       <w:r>
-        <w:t xml:space="preserve">La interfaz es una aplicación web servida por un servidor HTTP sin dependencias, con una API JSON delgada y SSE para el flujo vivo. Regla de diseño: cada cifra mostrada es una consulta sobre el registro y cita los eventos que la sustentan; la interfaz no tiene estado propio.</w:t>
+        <w:t xml:space="preserve">La interfaz es una aplicación React (Tailwind y shadcn/ui) compilada a un artefacto estático que sirve un servidor HTTP sin dependencias, con una API JSON delgada y SSE para el flujo vivo. Regla de diseño: cada cifra mostrada es una consulta sobre el registro y cita los eventos que la sustentan; la interfaz no tiene estado propio.</w:t>
       </w:r>
     </w:p>
     <w:tbl>

--- a/design/Synapser_Diseno.docx
+++ b/design/Synapser_Diseno.docx
@@ -29,7 +29,34 @@
         <w:rPr>
           <w:sz w:val="19"/>
         </w:rPr>
-        <w:t>13 de octubre de 2026  ·  Versión 0.3  ·  Diseño con implementación verificada</w:t>
+        <w:t>13 de octubre de 2026  ·  Versión 0.4  ·  Diseño con implementación verificada</w:t>
+      </w:r>
+    </w:p>
+    <w:p>
+      <w:pPr>
+        <w:pStyle w:val="Heading2"/>
+      </w:pPr>
+      <w:r>
+        <w:rPr>
+          <w:color w:val="000000"/>
+        </w:rPr>
+        <w:t xml:space="preserve">Qué cambió en la versión 0.4</w:t>
+      </w:r>
+    </w:p>
+    <w:p>
+      <w:pPr>
+        <w:pStyle w:val="ListBullet"/>
+      </w:pPr>
+      <w:r>
+        <w:t xml:space="preserve">Synapser pasa a ser un centro de mando para multiagentes: servidor MCP, workflows con condiciones de aceptación, compuertas duras de efectos, asesor con Nemotron y Tavily, niveles y pools de agentes, y chat en la consola web (secciones 30 a 36).</w:t>
+      </w:r>
+    </w:p>
+    <w:p>
+      <w:pPr>
+        <w:pStyle w:val="ListBullet"/>
+      </w:pPr>
+      <w:r>
+        <w:t xml:space="preserve">Todo lo anterior está implementado y probado; las secciones 20 a 29 siguen vigentes.</w:t>
       </w:r>
     </w:p>
     <w:p>
@@ -21525,6 +21552,2497 @@
       </w:tr>
     </w:tbl>
     <w:p/>
+    <w:p>
+      <w:pPr>
+        <w:pStyle w:val="Heading1"/>
+      </w:pPr>
+      <w:r>
+        <w:rPr>
+          <w:color w:val="000000"/>
+        </w:rPr>
+        <w:t xml:space="preserve">30 Centro de mando: visión y alcance (plan 13)</w:t>
+      </w:r>
+    </w:p>
+    <w:p>
+      <w:r>
+        <w:t xml:space="preserve">Synapser pasa de motor de coordinación a un pequeño centro de mando para enjambres de agentes. Esta sección y las siguientes describen lo agregado en la versión 0.4; todo está implementado y cubierto por pruebas automáticas, salvo lo señalado como límite en la sección 36.</w:t>
+      </w:r>
+    </w:p>
+    <w:tbl>
+      <w:tblPr>
+        <w:tblW w:type="auto" w:w="0"/>
+        <w:jc w:val="center"/>
+        <w:tblLayout w:type="fixed"/>
+        <w:tblLook w:firstColumn="1" w:firstRow="1" w:lastColumn="0" w:lastRow="0" w:noHBand="0" w:noVBand="1" w:val="04A0"/>
+      </w:tblPr>
+      <w:tblGrid>
+        <w:gridCol w:w="2200"/>
+        <w:gridCol w:w="6580"/>
+        <w:gridCol w:w="1300"/>
+      </w:tblGrid>
+      <w:tr>
+        <w:trPr>
+          <w:tblHeader/>
+        </w:trPr>
+        <w:tc>
+          <w:tcPr>
+            <w:tcW w:type="dxa" w:w="2200"/>
+            <w:vAlign w:val="center"/>
+            <w:tcMar>
+              <w:top w:w="85" w:type="dxa"/>
+              <w:left w:w="100" w:type="dxa"/>
+              <w:bottom w:w="85" w:type="dxa"/>
+              <w:right w:w="100" w:type="dxa"/>
+            </w:tcMar>
+            <w:shd w:fill="183A52"/>
+            <w:tcBorders>
+              <w:top w:val="single" w:sz="4" w:color="D9D9D9"/>
+              <w:left w:val="single" w:sz="4" w:color="D9D9D9"/>
+              <w:bottom w:val="single" w:sz="4" w:color="D9D9D9"/>
+              <w:right w:val="single" w:sz="4" w:color="D9D9D9"/>
+            </w:tcBorders>
+          </w:tcPr>
+          <w:p>
+            <w:pPr>
+              <w:widowControl/>
+              <w:spacing w:after="0" w:line="250" w:lineRule="auto"/>
+              <w:jc w:val="left"/>
+            </w:pPr>
+            <w:r>
+              <w:rPr>
+                <w:rFonts w:ascii="Arial" w:hAnsi="Arial"/>
+                <w:b/>
+                <w:color w:val="FFFFFF"/>
+                <w:sz w:val="20"/>
+              </w:rPr>
+              <w:t xml:space="preserve">Capacidad</w:t>
+            </w:r>
+          </w:p>
+        </w:tc>
+        <w:tc>
+          <w:tcPr>
+            <w:tcW w:type="dxa" w:w="6580"/>
+            <w:vAlign w:val="center"/>
+            <w:tcMar>
+              <w:top w:w="85" w:type="dxa"/>
+              <w:left w:w="100" w:type="dxa"/>
+              <w:bottom w:w="85" w:type="dxa"/>
+              <w:right w:w="100" w:type="dxa"/>
+            </w:tcMar>
+            <w:shd w:fill="183A52"/>
+            <w:tcBorders>
+              <w:top w:val="single" w:sz="4" w:color="D9D9D9"/>
+              <w:left w:val="single" w:sz="4" w:color="D9D9D9"/>
+              <w:bottom w:val="single" w:sz="4" w:color="D9D9D9"/>
+              <w:right w:val="single" w:sz="4" w:color="D9D9D9"/>
+            </w:tcBorders>
+          </w:tcPr>
+          <w:p>
+            <w:pPr>
+              <w:widowControl/>
+              <w:spacing w:after="0" w:line="250" w:lineRule="auto"/>
+              <w:jc w:val="left"/>
+            </w:pPr>
+            <w:r>
+              <w:rPr>
+                <w:rFonts w:ascii="Arial" w:hAnsi="Arial"/>
+                <w:b/>
+                <w:color w:val="FFFFFF"/>
+                <w:sz w:val="20"/>
+              </w:rPr>
+              <w:t xml:space="preserve">Qué hace</w:t>
+            </w:r>
+          </w:p>
+        </w:tc>
+        <w:tc>
+          <w:tcPr>
+            <w:tcW w:type="dxa" w:w="1300"/>
+            <w:vAlign w:val="center"/>
+            <w:tcMar>
+              <w:top w:w="85" w:type="dxa"/>
+              <w:left w:w="100" w:type="dxa"/>
+              <w:bottom w:w="85" w:type="dxa"/>
+              <w:right w:w="100" w:type="dxa"/>
+            </w:tcMar>
+            <w:shd w:fill="183A52"/>
+            <w:tcBorders>
+              <w:top w:val="single" w:sz="4" w:color="D9D9D9"/>
+              <w:left w:val="single" w:sz="4" w:color="D9D9D9"/>
+              <w:bottom w:val="single" w:sz="4" w:color="D9D9D9"/>
+              <w:right w:val="single" w:sz="4" w:color="D9D9D9"/>
+            </w:tcBorders>
+          </w:tcPr>
+          <w:p>
+            <w:pPr>
+              <w:widowControl/>
+              <w:spacing w:after="0" w:line="250" w:lineRule="auto"/>
+              <w:jc w:val="left"/>
+            </w:pPr>
+            <w:r>
+              <w:rPr>
+                <w:rFonts w:ascii="Arial" w:hAnsi="Arial"/>
+                <w:b/>
+                <w:color w:val="FFFFFF"/>
+                <w:sz w:val="20"/>
+              </w:rPr>
+              <w:t xml:space="preserve">Plan</w:t>
+            </w:r>
+          </w:p>
+        </w:tc>
+      </w:tr>
+      <w:tr>
+        <w:trPr>
+          <w:cantSplit/>
+        </w:trPr>
+        <w:tc>
+          <w:tcPr>
+            <w:tcW w:type="dxa" w:w="2200"/>
+            <w:vAlign w:val="center"/>
+            <w:tcMar>
+              <w:top w:w="85" w:type="dxa"/>
+              <w:left w:w="100" w:type="dxa"/>
+              <w:bottom w:w="85" w:type="dxa"/>
+              <w:right w:w="100" w:type="dxa"/>
+            </w:tcMar>
+            <w:shd w:fill="F0F5F8"/>
+            <w:tcBorders>
+              <w:top w:val="single" w:sz="4" w:color="D9D9D9"/>
+              <w:left w:val="single" w:sz="4" w:color="D9D9D9"/>
+              <w:bottom w:val="single" w:sz="4" w:color="D9D9D9"/>
+              <w:right w:val="single" w:sz="4" w:color="D9D9D9"/>
+            </w:tcBorders>
+          </w:tcPr>
+          <w:p>
+            <w:pPr>
+              <w:widowControl/>
+              <w:spacing w:after="0" w:line="250" w:lineRule="auto"/>
+              <w:jc w:val="left"/>
+            </w:pPr>
+            <w:r>
+              <w:rPr>
+                <w:rFonts w:ascii="Arial" w:hAnsi="Arial"/>
+                <w:b w:val="0"/>
+                <w:color w:val="111111"/>
+                <w:sz w:val="20"/>
+              </w:rPr>
+              <w:t xml:space="preserve">Servidor MCP</w:t>
+            </w:r>
+          </w:p>
+        </w:tc>
+        <w:tc>
+          <w:tcPr>
+            <w:tcW w:type="dxa" w:w="6580"/>
+            <w:vAlign w:val="center"/>
+            <w:tcMar>
+              <w:top w:w="85" w:type="dxa"/>
+              <w:left w:w="100" w:type="dxa"/>
+              <w:bottom w:w="85" w:type="dxa"/>
+              <w:right w:w="100" w:type="dxa"/>
+            </w:tcMar>
+            <w:shd w:fill="F0F5F8"/>
+            <w:tcBorders>
+              <w:top w:val="single" w:sz="4" w:color="D9D9D9"/>
+              <w:left w:val="single" w:sz="4" w:color="D9D9D9"/>
+              <w:bottom w:val="single" w:sz="4" w:color="D9D9D9"/>
+              <w:right w:val="single" w:sz="4" w:color="D9D9D9"/>
+            </w:tcBorders>
+          </w:tcPr>
+          <w:p>
+            <w:pPr>
+              <w:widowControl/>
+              <w:spacing w:after="0" w:line="250" w:lineRule="auto"/>
+              <w:jc w:val="left"/>
+            </w:pPr>
+            <w:r>
+              <w:rPr>
+                <w:rFonts w:ascii="Arial" w:hAnsi="Arial"/>
+                <w:b w:val="0"/>
+                <w:color w:val="111111"/>
+                <w:sz w:val="20"/>
+              </w:rPr>
+              <w:t xml:space="preserve">Los agentes se conectan por MCP; el rol (iniciador, operador, trabajador) lo fija quien lanza el proceso, nunca el cliente; cada llamada queda en el ledger con quién la hizo</w:t>
+            </w:r>
+          </w:p>
+        </w:tc>
+        <w:tc>
+          <w:tcPr>
+            <w:tcW w:type="dxa" w:w="1300"/>
+            <w:vAlign w:val="center"/>
+            <w:tcMar>
+              <w:top w:w="85" w:type="dxa"/>
+              <w:left w:w="100" w:type="dxa"/>
+              <w:bottom w:w="85" w:type="dxa"/>
+              <w:right w:w="100" w:type="dxa"/>
+            </w:tcMar>
+            <w:shd w:fill="F0F5F8"/>
+            <w:tcBorders>
+              <w:top w:val="single" w:sz="4" w:color="D9D9D9"/>
+              <w:left w:val="single" w:sz="4" w:color="D9D9D9"/>
+              <w:bottom w:val="single" w:sz="4" w:color="D9D9D9"/>
+              <w:right w:val="single" w:sz="4" w:color="D9D9D9"/>
+            </w:tcBorders>
+          </w:tcPr>
+          <w:p>
+            <w:pPr>
+              <w:widowControl/>
+              <w:spacing w:after="0" w:line="250" w:lineRule="auto"/>
+              <w:jc w:val="left"/>
+            </w:pPr>
+            <w:r>
+              <w:rPr>
+                <w:rFonts w:ascii="Arial" w:hAnsi="Arial"/>
+                <w:b w:val="0"/>
+                <w:color w:val="111111"/>
+                <w:sz w:val="20"/>
+              </w:rPr>
+              <w:t xml:space="preserve">13 P1</w:t>
+            </w:r>
+          </w:p>
+        </w:tc>
+      </w:tr>
+      <w:tr>
+        <w:trPr>
+          <w:cantSplit/>
+        </w:trPr>
+        <w:tc>
+          <w:tcPr>
+            <w:tcW w:type="dxa" w:w="2200"/>
+            <w:vAlign w:val="center"/>
+            <w:tcMar>
+              <w:top w:w="85" w:type="dxa"/>
+              <w:left w:w="100" w:type="dxa"/>
+              <w:bottom w:w="85" w:type="dxa"/>
+              <w:right w:w="100" w:type="dxa"/>
+            </w:tcMar>
+            <w:shd w:fill="FFFFFF"/>
+            <w:tcBorders>
+              <w:top w:val="single" w:sz="4" w:color="D9D9D9"/>
+              <w:left w:val="single" w:sz="4" w:color="D9D9D9"/>
+              <w:bottom w:val="single" w:sz="4" w:color="D9D9D9"/>
+              <w:right w:val="single" w:sz="4" w:color="D9D9D9"/>
+            </w:tcBorders>
+          </w:tcPr>
+          <w:p>
+            <w:pPr>
+              <w:widowControl/>
+              <w:spacing w:after="0" w:line="250" w:lineRule="auto"/>
+              <w:jc w:val="left"/>
+            </w:pPr>
+            <w:r>
+              <w:rPr>
+                <w:rFonts w:ascii="Arial" w:hAnsi="Arial"/>
+                <w:b w:val="0"/>
+                <w:color w:val="111111"/>
+                <w:sz w:val="20"/>
+              </w:rPr>
+              <w:t xml:space="preserve">Workflow y condiciones</w:t>
+            </w:r>
+          </w:p>
+        </w:tc>
+        <w:tc>
+          <w:tcPr>
+            <w:tcW w:type="dxa" w:w="6580"/>
+            <w:vAlign w:val="center"/>
+            <w:tcMar>
+              <w:top w:w="85" w:type="dxa"/>
+              <w:left w:w="100" w:type="dxa"/>
+              <w:bottom w:w="85" w:type="dxa"/>
+              <w:right w:w="100" w:type="dxa"/>
+            </w:tcMar>
+            <w:shd w:fill="FFFFFF"/>
+            <w:tcBorders>
+              <w:top w:val="single" w:sz="4" w:color="D9D9D9"/>
+              <w:left w:val="single" w:sz="4" w:color="D9D9D9"/>
+              <w:bottom w:val="single" w:sz="4" w:color="D9D9D9"/>
+              <w:right w:val="single" w:sz="4" w:color="D9D9D9"/>
+            </w:tcBorders>
+          </w:tcPr>
+          <w:p>
+            <w:pPr>
+              <w:widowControl/>
+              <w:spacing w:after="0" w:line="250" w:lineRule="auto"/>
+              <w:jc w:val="left"/>
+            </w:pPr>
+            <w:r>
+              <w:rPr>
+                <w:rFonts w:ascii="Arial" w:hAnsi="Arial"/>
+                <w:b w:val="0"/>
+                <w:color w:val="111111"/>
+                <w:sz w:val="20"/>
+              </w:rPr>
+              <w:t xml:space="preserve">Una tarea con descripción, metas y no-metas; termina cuando todas las condiciones de aceptación obligatorias se cumplen con evidencia; cada condición es una tarea atómica verificable</w:t>
+            </w:r>
+          </w:p>
+        </w:tc>
+        <w:tc>
+          <w:tcPr>
+            <w:tcW w:type="dxa" w:w="1300"/>
+            <w:vAlign w:val="center"/>
+            <w:tcMar>
+              <w:top w:w="85" w:type="dxa"/>
+              <w:left w:w="100" w:type="dxa"/>
+              <w:bottom w:w="85" w:type="dxa"/>
+              <w:right w:w="100" w:type="dxa"/>
+            </w:tcMar>
+            <w:shd w:fill="FFFFFF"/>
+            <w:tcBorders>
+              <w:top w:val="single" w:sz="4" w:color="D9D9D9"/>
+              <w:left w:val="single" w:sz="4" w:color="D9D9D9"/>
+              <w:bottom w:val="single" w:sz="4" w:color="D9D9D9"/>
+              <w:right w:val="single" w:sz="4" w:color="D9D9D9"/>
+            </w:tcBorders>
+          </w:tcPr>
+          <w:p>
+            <w:pPr>
+              <w:widowControl/>
+              <w:spacing w:after="0" w:line="250" w:lineRule="auto"/>
+              <w:jc w:val="left"/>
+            </w:pPr>
+            <w:r>
+              <w:rPr>
+                <w:rFonts w:ascii="Arial" w:hAnsi="Arial"/>
+                <w:b w:val="0"/>
+                <w:color w:val="111111"/>
+                <w:sz w:val="20"/>
+              </w:rPr>
+              <w:t xml:space="preserve">13 P1</w:t>
+            </w:r>
+          </w:p>
+        </w:tc>
+      </w:tr>
+      <w:tr>
+        <w:trPr>
+          <w:cantSplit/>
+        </w:trPr>
+        <w:tc>
+          <w:tcPr>
+            <w:tcW w:type="dxa" w:w="2200"/>
+            <w:vAlign w:val="center"/>
+            <w:tcMar>
+              <w:top w:w="85" w:type="dxa"/>
+              <w:left w:w="100" w:type="dxa"/>
+              <w:bottom w:w="85" w:type="dxa"/>
+              <w:right w:w="100" w:type="dxa"/>
+            </w:tcMar>
+            <w:shd w:fill="F0F5F8"/>
+            <w:tcBorders>
+              <w:top w:val="single" w:sz="4" w:color="D9D9D9"/>
+              <w:left w:val="single" w:sz="4" w:color="D9D9D9"/>
+              <w:bottom w:val="single" w:sz="4" w:color="D9D9D9"/>
+              <w:right w:val="single" w:sz="4" w:color="D9D9D9"/>
+            </w:tcBorders>
+          </w:tcPr>
+          <w:p>
+            <w:pPr>
+              <w:widowControl/>
+              <w:spacing w:after="0" w:line="250" w:lineRule="auto"/>
+              <w:jc w:val="left"/>
+            </w:pPr>
+            <w:r>
+              <w:rPr>
+                <w:rFonts w:ascii="Arial" w:hAnsi="Arial"/>
+                <w:b w:val="0"/>
+                <w:color w:val="111111"/>
+                <w:sz w:val="20"/>
+              </w:rPr>
+              <w:t xml:space="preserve">Compuertas duras de efectos</w:t>
+            </w:r>
+          </w:p>
+        </w:tc>
+        <w:tc>
+          <w:tcPr>
+            <w:tcW w:type="dxa" w:w="6580"/>
+            <w:vAlign w:val="center"/>
+            <w:tcMar>
+              <w:top w:w="85" w:type="dxa"/>
+              <w:left w:w="100" w:type="dxa"/>
+              <w:bottom w:w="85" w:type="dxa"/>
+              <w:right w:w="100" w:type="dxa"/>
+            </w:tcMar>
+            <w:shd w:fill="F0F5F8"/>
+            <w:tcBorders>
+              <w:top w:val="single" w:sz="4" w:color="D9D9D9"/>
+              <w:left w:val="single" w:sz="4" w:color="D9D9D9"/>
+              <w:bottom w:val="single" w:sz="4" w:color="D9D9D9"/>
+              <w:right w:val="single" w:sz="4" w:color="D9D9D9"/>
+            </w:tcBorders>
+          </w:tcPr>
+          <w:p>
+            <w:pPr>
+              <w:widowControl/>
+              <w:spacing w:after="0" w:line="250" w:lineRule="auto"/>
+              <w:jc w:val="left"/>
+            </w:pPr>
+            <w:r>
+              <w:rPr>
+                <w:rFonts w:ascii="Arial" w:hAnsi="Arial"/>
+                <w:b w:val="0"/>
+                <w:color w:val="111111"/>
+                <w:sz w:val="20"/>
+              </w:rPr>
+              <w:t xml:space="preserve">git commit/push, gh pr y http.request solo ocurren tras una decisión humana ligada al digest exacto; el agente no tiene la capacidad, no solo la prohibición</w:t>
+            </w:r>
+          </w:p>
+        </w:tc>
+        <w:tc>
+          <w:tcPr>
+            <w:tcW w:type="dxa" w:w="1300"/>
+            <w:vAlign w:val="center"/>
+            <w:tcMar>
+              <w:top w:w="85" w:type="dxa"/>
+              <w:left w:w="100" w:type="dxa"/>
+              <w:bottom w:w="85" w:type="dxa"/>
+              <w:right w:w="100" w:type="dxa"/>
+            </w:tcMar>
+            <w:shd w:fill="F0F5F8"/>
+            <w:tcBorders>
+              <w:top w:val="single" w:sz="4" w:color="D9D9D9"/>
+              <w:left w:val="single" w:sz="4" w:color="D9D9D9"/>
+              <w:bottom w:val="single" w:sz="4" w:color="D9D9D9"/>
+              <w:right w:val="single" w:sz="4" w:color="D9D9D9"/>
+            </w:tcBorders>
+          </w:tcPr>
+          <w:p>
+            <w:pPr>
+              <w:widowControl/>
+              <w:spacing w:after="0" w:line="250" w:lineRule="auto"/>
+              <w:jc w:val="left"/>
+            </w:pPr>
+            <w:r>
+              <w:rPr>
+                <w:rFonts w:ascii="Arial" w:hAnsi="Arial"/>
+                <w:b w:val="0"/>
+                <w:color w:val="111111"/>
+                <w:sz w:val="20"/>
+              </w:rPr>
+              <w:t xml:space="preserve">13 P2</w:t>
+            </w:r>
+          </w:p>
+        </w:tc>
+      </w:tr>
+      <w:tr>
+        <w:trPr>
+          <w:cantSplit/>
+        </w:trPr>
+        <w:tc>
+          <w:tcPr>
+            <w:tcW w:type="dxa" w:w="2200"/>
+            <w:vAlign w:val="center"/>
+            <w:tcMar>
+              <w:top w:w="85" w:type="dxa"/>
+              <w:left w:w="100" w:type="dxa"/>
+              <w:bottom w:w="85" w:type="dxa"/>
+              <w:right w:w="100" w:type="dxa"/>
+            </w:tcMar>
+            <w:shd w:fill="FFFFFF"/>
+            <w:tcBorders>
+              <w:top w:val="single" w:sz="4" w:color="D9D9D9"/>
+              <w:left w:val="single" w:sz="4" w:color="D9D9D9"/>
+              <w:bottom w:val="single" w:sz="4" w:color="D9D9D9"/>
+              <w:right w:val="single" w:sz="4" w:color="D9D9D9"/>
+            </w:tcBorders>
+          </w:tcPr>
+          <w:p>
+            <w:pPr>
+              <w:widowControl/>
+              <w:spacing w:after="0" w:line="250" w:lineRule="auto"/>
+              <w:jc w:val="left"/>
+            </w:pPr>
+            <w:r>
+              <w:rPr>
+                <w:rFonts w:ascii="Arial" w:hAnsi="Arial"/>
+                <w:b w:val="0"/>
+                <w:color w:val="111111"/>
+                <w:sz w:val="20"/>
+              </w:rPr>
+              <w:t xml:space="preserve">Asesor</w:t>
+            </w:r>
+          </w:p>
+        </w:tc>
+        <w:tc>
+          <w:tcPr>
+            <w:tcW w:type="dxa" w:w="6580"/>
+            <w:vAlign w:val="center"/>
+            <w:tcMar>
+              <w:top w:w="85" w:type="dxa"/>
+              <w:left w:w="100" w:type="dxa"/>
+              <w:bottom w:w="85" w:type="dxa"/>
+              <w:right w:w="100" w:type="dxa"/>
+            </w:tcMar>
+            <w:shd w:fill="FFFFFF"/>
+            <w:tcBorders>
+              <w:top w:val="single" w:sz="4" w:color="D9D9D9"/>
+              <w:left w:val="single" w:sz="4" w:color="D9D9D9"/>
+              <w:bottom w:val="single" w:sz="4" w:color="D9D9D9"/>
+              <w:right w:val="single" w:sz="4" w:color="D9D9D9"/>
+            </w:tcBorders>
+          </w:tcPr>
+          <w:p>
+            <w:pPr>
+              <w:widowControl/>
+              <w:spacing w:after="0" w:line="250" w:lineRule="auto"/>
+              <w:jc w:val="left"/>
+            </w:pPr>
+            <w:r>
+              <w:rPr>
+                <w:rFonts w:ascii="Arial" w:hAnsi="Arial"/>
+                <w:b w:val="0"/>
+                <w:color w:val="111111"/>
+                <w:sz w:val="20"/>
+              </w:rPr>
+              <w:t xml:space="preserve">Nemotron propone intervenciones tipadas (nota, retención, escalada, replan, rollback, pushback); el control las valida y aplica; Tavily aporta el pushback con fuentes realmente recuperadas</w:t>
+            </w:r>
+          </w:p>
+        </w:tc>
+        <w:tc>
+          <w:tcPr>
+            <w:tcW w:type="dxa" w:w="1300"/>
+            <w:vAlign w:val="center"/>
+            <w:tcMar>
+              <w:top w:w="85" w:type="dxa"/>
+              <w:left w:w="100" w:type="dxa"/>
+              <w:bottom w:w="85" w:type="dxa"/>
+              <w:right w:w="100" w:type="dxa"/>
+            </w:tcMar>
+            <w:shd w:fill="FFFFFF"/>
+            <w:tcBorders>
+              <w:top w:val="single" w:sz="4" w:color="D9D9D9"/>
+              <w:left w:val="single" w:sz="4" w:color="D9D9D9"/>
+              <w:bottom w:val="single" w:sz="4" w:color="D9D9D9"/>
+              <w:right w:val="single" w:sz="4" w:color="D9D9D9"/>
+            </w:tcBorders>
+          </w:tcPr>
+          <w:p>
+            <w:pPr>
+              <w:widowControl/>
+              <w:spacing w:after="0" w:line="250" w:lineRule="auto"/>
+              <w:jc w:val="left"/>
+            </w:pPr>
+            <w:r>
+              <w:rPr>
+                <w:rFonts w:ascii="Arial" w:hAnsi="Arial"/>
+                <w:b w:val="0"/>
+                <w:color w:val="111111"/>
+                <w:sz w:val="20"/>
+              </w:rPr>
+              <w:t xml:space="preserve">13 P3</w:t>
+            </w:r>
+          </w:p>
+        </w:tc>
+      </w:tr>
+      <w:tr>
+        <w:trPr>
+          <w:cantSplit/>
+        </w:trPr>
+        <w:tc>
+          <w:tcPr>
+            <w:tcW w:type="dxa" w:w="2200"/>
+            <w:vAlign w:val="center"/>
+            <w:tcMar>
+              <w:top w:w="85" w:type="dxa"/>
+              <w:left w:w="100" w:type="dxa"/>
+              <w:bottom w:w="85" w:type="dxa"/>
+              <w:right w:w="100" w:type="dxa"/>
+            </w:tcMar>
+            <w:shd w:fill="F0F5F8"/>
+            <w:tcBorders>
+              <w:top w:val="single" w:sz="4" w:color="D9D9D9"/>
+              <w:left w:val="single" w:sz="4" w:color="D9D9D9"/>
+              <w:bottom w:val="single" w:sz="4" w:color="D9D9D9"/>
+              <w:right w:val="single" w:sz="4" w:color="D9D9D9"/>
+            </w:tcBorders>
+          </w:tcPr>
+          <w:p>
+            <w:pPr>
+              <w:widowControl/>
+              <w:spacing w:after="0" w:line="250" w:lineRule="auto"/>
+              <w:jc w:val="left"/>
+            </w:pPr>
+            <w:r>
+              <w:rPr>
+                <w:rFonts w:ascii="Arial" w:hAnsi="Arial"/>
+                <w:b w:val="0"/>
+                <w:color w:val="111111"/>
+                <w:sz w:val="20"/>
+              </w:rPr>
+              <w:t xml:space="preserve">Niveles y pools</w:t>
+            </w:r>
+          </w:p>
+        </w:tc>
+        <w:tc>
+          <w:tcPr>
+            <w:tcW w:type="dxa" w:w="6580"/>
+            <w:vAlign w:val="center"/>
+            <w:tcMar>
+              <w:top w:w="85" w:type="dxa"/>
+              <w:left w:w="100" w:type="dxa"/>
+              <w:bottom w:w="85" w:type="dxa"/>
+              <w:right w:w="100" w:type="dxa"/>
+            </w:tcMar>
+            <w:shd w:fill="F0F5F8"/>
+            <w:tcBorders>
+              <w:top w:val="single" w:sz="4" w:color="D9D9D9"/>
+              <w:left w:val="single" w:sz="4" w:color="D9D9D9"/>
+              <w:bottom w:val="single" w:sz="4" w:color="D9D9D9"/>
+              <w:right w:val="single" w:sz="4" w:color="D9D9D9"/>
+            </w:tcBorders>
+          </w:tcPr>
+          <w:p>
+            <w:pPr>
+              <w:widowControl/>
+              <w:spacing w:after="0" w:line="250" w:lineRule="auto"/>
+              <w:jc w:val="left"/>
+            </w:pPr>
+            <w:r>
+              <w:rPr>
+                <w:rFonts w:ascii="Arial" w:hAnsi="Arial"/>
+                <w:b w:val="0"/>
+                <w:color w:val="111111"/>
+                <w:sz w:val="20"/>
+              </w:rPr>
+              <w:t xml:space="preserve">Agentes por nivel (barato, estándar, avanzado); escalera por fallo; pools con concurrencia máxima; agentes configurables por endpoint o CLI; doctor</w:t>
+            </w:r>
+          </w:p>
+        </w:tc>
+        <w:tc>
+          <w:tcPr>
+            <w:tcW w:type="dxa" w:w="1300"/>
+            <w:vAlign w:val="center"/>
+            <w:tcMar>
+              <w:top w:w="85" w:type="dxa"/>
+              <w:left w:w="100" w:type="dxa"/>
+              <w:bottom w:w="85" w:type="dxa"/>
+              <w:right w:w="100" w:type="dxa"/>
+            </w:tcMar>
+            <w:shd w:fill="F0F5F8"/>
+            <w:tcBorders>
+              <w:top w:val="single" w:sz="4" w:color="D9D9D9"/>
+              <w:left w:val="single" w:sz="4" w:color="D9D9D9"/>
+              <w:bottom w:val="single" w:sz="4" w:color="D9D9D9"/>
+              <w:right w:val="single" w:sz="4" w:color="D9D9D9"/>
+            </w:tcBorders>
+          </w:tcPr>
+          <w:p>
+            <w:pPr>
+              <w:widowControl/>
+              <w:spacing w:after="0" w:line="250" w:lineRule="auto"/>
+              <w:jc w:val="left"/>
+            </w:pPr>
+            <w:r>
+              <w:rPr>
+                <w:rFonts w:ascii="Arial" w:hAnsi="Arial"/>
+                <w:b w:val="0"/>
+                <w:color w:val="111111"/>
+                <w:sz w:val="20"/>
+              </w:rPr>
+              <w:t xml:space="preserve">13 P4</w:t>
+            </w:r>
+          </w:p>
+        </w:tc>
+      </w:tr>
+      <w:tr>
+        <w:trPr>
+          <w:cantSplit/>
+        </w:trPr>
+        <w:tc>
+          <w:tcPr>
+            <w:tcW w:type="dxa" w:w="2200"/>
+            <w:vAlign w:val="center"/>
+            <w:tcMar>
+              <w:top w:w="85" w:type="dxa"/>
+              <w:left w:w="100" w:type="dxa"/>
+              <w:bottom w:w="85" w:type="dxa"/>
+              <w:right w:w="100" w:type="dxa"/>
+            </w:tcMar>
+            <w:shd w:fill="FFFFFF"/>
+            <w:tcBorders>
+              <w:top w:val="single" w:sz="4" w:color="D9D9D9"/>
+              <w:left w:val="single" w:sz="4" w:color="D9D9D9"/>
+              <w:bottom w:val="single" w:sz="4" w:color="D9D9D9"/>
+              <w:right w:val="single" w:sz="4" w:color="D9D9D9"/>
+            </w:tcBorders>
+          </w:tcPr>
+          <w:p>
+            <w:pPr>
+              <w:widowControl/>
+              <w:spacing w:after="0" w:line="250" w:lineRule="auto"/>
+              <w:jc w:val="left"/>
+            </w:pPr>
+            <w:r>
+              <w:rPr>
+                <w:rFonts w:ascii="Arial" w:hAnsi="Arial"/>
+                <w:b w:val="0"/>
+                <w:color w:val="111111"/>
+                <w:sz w:val="20"/>
+              </w:rPr>
+              <w:t xml:space="preserve">Chat y consola web</w:t>
+            </w:r>
+          </w:p>
+        </w:tc>
+        <w:tc>
+          <w:tcPr>
+            <w:tcW w:type="dxa" w:w="6580"/>
+            <w:vAlign w:val="center"/>
+            <w:tcMar>
+              <w:top w:w="85" w:type="dxa"/>
+              <w:left w:w="100" w:type="dxa"/>
+              <w:bottom w:w="85" w:type="dxa"/>
+              <w:right w:w="100" w:type="dxa"/>
+            </w:tcMar>
+            <w:shd w:fill="FFFFFF"/>
+            <w:tcBorders>
+              <w:top w:val="single" w:sz="4" w:color="D9D9D9"/>
+              <w:left w:val="single" w:sz="4" w:color="D9D9D9"/>
+              <w:bottom w:val="single" w:sz="4" w:color="D9D9D9"/>
+              <w:right w:val="single" w:sz="4" w:color="D9D9D9"/>
+            </w:tcBorders>
+          </w:tcPr>
+          <w:p>
+            <w:pPr>
+              <w:widowControl/>
+              <w:spacing w:after="0" w:line="250" w:lineRule="auto"/>
+              <w:jc w:val="left"/>
+            </w:pPr>
+            <w:r>
+              <w:rPr>
+                <w:rFonts w:ascii="Arial" w:hAnsi="Arial"/>
+                <w:b w:val="0"/>
+                <w:color w:val="111111"/>
+                <w:sz w:val="20"/>
+              </w:rPr>
+              <w:t xml:space="preserve">Nemotron como interfaz de chat para pedir workflows; vistas de chat, workflows y agentes; el chat no puede iniciar, cancelar ni aprobar</w:t>
+            </w:r>
+          </w:p>
+        </w:tc>
+        <w:tc>
+          <w:tcPr>
+            <w:tcW w:type="dxa" w:w="1300"/>
+            <w:vAlign w:val="center"/>
+            <w:tcMar>
+              <w:top w:w="85" w:type="dxa"/>
+              <w:left w:w="100" w:type="dxa"/>
+              <w:bottom w:w="85" w:type="dxa"/>
+              <w:right w:w="100" w:type="dxa"/>
+            </w:tcMar>
+            <w:shd w:fill="FFFFFF"/>
+            <w:tcBorders>
+              <w:top w:val="single" w:sz="4" w:color="D9D9D9"/>
+              <w:left w:val="single" w:sz="4" w:color="D9D9D9"/>
+              <w:bottom w:val="single" w:sz="4" w:color="D9D9D9"/>
+              <w:right w:val="single" w:sz="4" w:color="D9D9D9"/>
+            </w:tcBorders>
+          </w:tcPr>
+          <w:p>
+            <w:pPr>
+              <w:widowControl/>
+              <w:spacing w:after="0" w:line="250" w:lineRule="auto"/>
+              <w:jc w:val="left"/>
+            </w:pPr>
+            <w:r>
+              <w:rPr>
+                <w:rFonts w:ascii="Arial" w:hAnsi="Arial"/>
+                <w:b w:val="0"/>
+                <w:color w:val="111111"/>
+                <w:sz w:val="20"/>
+              </w:rPr>
+              <w:t xml:space="preserve">13 P5</w:t>
+            </w:r>
+          </w:p>
+        </w:tc>
+      </w:tr>
+    </w:tbl>
+    <w:p/>
+    <w:p>
+      <w:pPr>
+        <w:pStyle w:val="Heading1"/>
+      </w:pPr>
+      <w:r>
+        <w:rPr>
+          <w:color w:val="000000"/>
+        </w:rPr>
+        <w:t xml:space="preserve">31 Workflow, condiciones y compuertas</w:t>
+      </w:r>
+    </w:p>
+    <w:p>
+      <w:r>
+        <w:t xml:space="preserve">Un workflow se define con título, descripción, metas, no-metas y condiciones. Cada condición lleva un verificador determinista: command (identificador de una lista permitida), citations (las URL de un archivo fueron realmente recuperadas), diff (rutas que deben o no deben cambiar), file, approval (aprobación humana), review (opinión de un agente, informativa salvo aceptación explícita) o effect (un efecto aprobado y realizado).</w:t>
+      </w:r>
+    </w:p>
+    <w:p>
+      <w:pPr>
+        <w:pStyle w:val="ListBullet"/>
+      </w:pPr>
+      <w:r>
+        <w:t xml:space="preserve">Ciclo de vida registrado como eventos del ledger: borrador, espera de inicio, planificación, ejecución, verificación, y terminal (hecho, fallido, cancelado).</w:t>
+      </w:r>
+    </w:p>
+    <w:p>
+      <w:pPr>
+        <w:pStyle w:val="ListBullet"/>
+      </w:pPr>
+      <w:r>
+        <w:t xml:space="preserve">Editar un workflow crea una revisión; la ejecución en curso se replanifica, no se muta.</w:t>
+      </w:r>
+    </w:p>
+    <w:p>
+      <w:pPr>
+        <w:pStyle w:val="ListBullet"/>
+      </w:pPr>
+      <w:r>
+        <w:t xml:space="preserve">El inicio puede exigir una compuerta; el desafío (código) se entrega solo por el canal humano, nunca por el ledger ni por MCP.</w:t>
+      </w:r>
+    </w:p>
+    <w:p>
+      <w:pPr>
+        <w:pStyle w:val="ListBullet"/>
+      </w:pPr>
+      <w:r>
+        <w:t xml:space="preserve">Una condición obligatoria de tipo review requiere una segunda aceptación; un modelo no se califica a sí mismo.</w:t>
+      </w:r>
+    </w:p>
+    <w:p>
+      <w:pPr>
+        <w:pStyle w:val="ListBullet"/>
+      </w:pPr>
+      <w:r>
+        <w:t xml:space="preserve">No-metas con guarda (diff o file) se comprueban en cada ronda: violarlas impide terminar aunque todo lo demás se cumpla.</w:t>
+      </w:r>
+    </w:p>
+    <w:p>
+      <w:pPr>
+        <w:pStyle w:val="Heading1"/>
+      </w:pPr>
+      <w:r>
+        <w:rPr>
+          <w:color w:val="000000"/>
+        </w:rPr>
+        <w:t xml:space="preserve">32 Compuertas de efectos</w:t>
+      </w:r>
+    </w:p>
+    <w:p>
+      <w:r>
+        <w:t xml:space="preserve">Los efectos con consecuencias fuera del espacio de trabajo pasan por un corredor único. La política es de negación por defecto y gana la regla más estricta.</w:t>
+      </w:r>
+    </w:p>
+    <w:tbl>
+      <w:tblPr>
+        <w:tblW w:type="auto" w:w="0"/>
+        <w:jc w:val="center"/>
+        <w:tblLayout w:type="fixed"/>
+        <w:tblLook w:firstColumn="1" w:firstRow="1" w:lastColumn="0" w:lastRow="0" w:noHBand="0" w:noVBand="1" w:val="04A0"/>
+      </w:tblPr>
+      <w:tblGrid>
+        <w:gridCol w:w="3000"/>
+        <w:gridCol w:w="7080"/>
+      </w:tblGrid>
+      <w:tr>
+        <w:trPr>
+          <w:tblHeader/>
+        </w:trPr>
+        <w:tc>
+          <w:tcPr>
+            <w:tcW w:type="dxa" w:w="3000"/>
+            <w:vAlign w:val="center"/>
+            <w:tcMar>
+              <w:top w:w="85" w:type="dxa"/>
+              <w:left w:w="100" w:type="dxa"/>
+              <w:bottom w:w="85" w:type="dxa"/>
+              <w:right w:w="100" w:type="dxa"/>
+            </w:tcMar>
+            <w:shd w:fill="183A52"/>
+            <w:tcBorders>
+              <w:top w:val="single" w:sz="4" w:color="D9D9D9"/>
+              <w:left w:val="single" w:sz="4" w:color="D9D9D9"/>
+              <w:bottom w:val="single" w:sz="4" w:color="D9D9D9"/>
+              <w:right w:val="single" w:sz="4" w:color="D9D9D9"/>
+            </w:tcBorders>
+          </w:tcPr>
+          <w:p>
+            <w:pPr>
+              <w:widowControl/>
+              <w:spacing w:after="0" w:line="250" w:lineRule="auto"/>
+              <w:jc w:val="left"/>
+            </w:pPr>
+            <w:r>
+              <w:rPr>
+                <w:rFonts w:ascii="Arial" w:hAnsi="Arial"/>
+                <w:b/>
+                <w:color w:val="FFFFFF"/>
+                <w:sz w:val="20"/>
+              </w:rPr>
+              <w:t xml:space="preserve">Propiedad</w:t>
+            </w:r>
+          </w:p>
+        </w:tc>
+        <w:tc>
+          <w:tcPr>
+            <w:tcW w:type="dxa" w:w="7080"/>
+            <w:vAlign w:val="center"/>
+            <w:tcMar>
+              <w:top w:w="85" w:type="dxa"/>
+              <w:left w:w="100" w:type="dxa"/>
+              <w:bottom w:w="85" w:type="dxa"/>
+              <w:right w:w="100" w:type="dxa"/>
+            </w:tcMar>
+            <w:shd w:fill="183A52"/>
+            <w:tcBorders>
+              <w:top w:val="single" w:sz="4" w:color="D9D9D9"/>
+              <w:left w:val="single" w:sz="4" w:color="D9D9D9"/>
+              <w:bottom w:val="single" w:sz="4" w:color="D9D9D9"/>
+              <w:right w:val="single" w:sz="4" w:color="D9D9D9"/>
+            </w:tcBorders>
+          </w:tcPr>
+          <w:p>
+            <w:pPr>
+              <w:widowControl/>
+              <w:spacing w:after="0" w:line="250" w:lineRule="auto"/>
+              <w:jc w:val="left"/>
+            </w:pPr>
+            <w:r>
+              <w:rPr>
+                <w:rFonts w:ascii="Arial" w:hAnsi="Arial"/>
+                <w:b/>
+                <w:color w:val="FFFFFF"/>
+                <w:sz w:val="20"/>
+              </w:rPr>
+              <w:t xml:space="preserve">Cómo se garantiza</w:t>
+            </w:r>
+          </w:p>
+        </w:tc>
+      </w:tr>
+      <w:tr>
+        <w:trPr>
+          <w:cantSplit/>
+        </w:trPr>
+        <w:tc>
+          <w:tcPr>
+            <w:tcW w:type="dxa" w:w="3000"/>
+            <w:vAlign w:val="center"/>
+            <w:tcMar>
+              <w:top w:w="85" w:type="dxa"/>
+              <w:left w:w="100" w:type="dxa"/>
+              <w:bottom w:w="85" w:type="dxa"/>
+              <w:right w:w="100" w:type="dxa"/>
+            </w:tcMar>
+            <w:shd w:fill="F0F5F8"/>
+            <w:tcBorders>
+              <w:top w:val="single" w:sz="4" w:color="D9D9D9"/>
+              <w:left w:val="single" w:sz="4" w:color="D9D9D9"/>
+              <w:bottom w:val="single" w:sz="4" w:color="D9D9D9"/>
+              <w:right w:val="single" w:sz="4" w:color="D9D9D9"/>
+            </w:tcBorders>
+          </w:tcPr>
+          <w:p>
+            <w:pPr>
+              <w:widowControl/>
+              <w:spacing w:after="0" w:line="250" w:lineRule="auto"/>
+              <w:jc w:val="left"/>
+            </w:pPr>
+            <w:r>
+              <w:rPr>
+                <w:rFonts w:ascii="Arial" w:hAnsi="Arial"/>
+                <w:b w:val="0"/>
+                <w:color w:val="111111"/>
+                <w:sz w:val="20"/>
+              </w:rPr>
+              <w:t xml:space="preserve">El agente no puede empujar por su cuenta</w:t>
+            </w:r>
+          </w:p>
+        </w:tc>
+        <w:tc>
+          <w:tcPr>
+            <w:tcW w:type="dxa" w:w="7080"/>
+            <w:vAlign w:val="center"/>
+            <w:tcMar>
+              <w:top w:w="85" w:type="dxa"/>
+              <w:left w:w="100" w:type="dxa"/>
+              <w:bottom w:w="85" w:type="dxa"/>
+              <w:right w:w="100" w:type="dxa"/>
+            </w:tcMar>
+            <w:shd w:fill="F0F5F8"/>
+            <w:tcBorders>
+              <w:top w:val="single" w:sz="4" w:color="D9D9D9"/>
+              <w:left w:val="single" w:sz="4" w:color="D9D9D9"/>
+              <w:bottom w:val="single" w:sz="4" w:color="D9D9D9"/>
+              <w:right w:val="single" w:sz="4" w:color="D9D9D9"/>
+            </w:tcBorders>
+          </w:tcPr>
+          <w:p>
+            <w:pPr>
+              <w:widowControl/>
+              <w:spacing w:after="0" w:line="250" w:lineRule="auto"/>
+              <w:jc w:val="left"/>
+            </w:pPr>
+            <w:r>
+              <w:rPr>
+                <w:rFonts w:ascii="Arial" w:hAnsi="Arial"/>
+                <w:b w:val="0"/>
+                <w:color w:val="111111"/>
+                <w:sz w:val="20"/>
+              </w:rPr>
+              <w:t xml:space="preserve">El CLI corre con un HOME efímero, sin credenciales del entorno, con git apuntando a la nada y sin .git en la copia; se verificó con agentes reales</w:t>
+            </w:r>
+          </w:p>
+        </w:tc>
+      </w:tr>
+      <w:tr>
+        <w:trPr>
+          <w:cantSplit/>
+        </w:trPr>
+        <w:tc>
+          <w:tcPr>
+            <w:tcW w:type="dxa" w:w="3000"/>
+            <w:vAlign w:val="center"/>
+            <w:tcMar>
+              <w:top w:w="85" w:type="dxa"/>
+              <w:left w:w="100" w:type="dxa"/>
+              <w:bottom w:w="85" w:type="dxa"/>
+              <w:right w:w="100" w:type="dxa"/>
+            </w:tcMar>
+            <w:shd w:fill="FFFFFF"/>
+            <w:tcBorders>
+              <w:top w:val="single" w:sz="4" w:color="D9D9D9"/>
+              <w:left w:val="single" w:sz="4" w:color="D9D9D9"/>
+              <w:bottom w:val="single" w:sz="4" w:color="D9D9D9"/>
+              <w:right w:val="single" w:sz="4" w:color="D9D9D9"/>
+            </w:tcBorders>
+          </w:tcPr>
+          <w:p>
+            <w:pPr>
+              <w:widowControl/>
+              <w:spacing w:after="0" w:line="250" w:lineRule="auto"/>
+              <w:jc w:val="left"/>
+            </w:pPr>
+            <w:r>
+              <w:rPr>
+                <w:rFonts w:ascii="Arial" w:hAnsi="Arial"/>
+                <w:b w:val="0"/>
+                <w:color w:val="111111"/>
+                <w:sz w:val="20"/>
+              </w:rPr>
+              <w:t xml:space="preserve">La aprobación vale para ese efecto exacto</w:t>
+            </w:r>
+          </w:p>
+        </w:tc>
+        <w:tc>
+          <w:tcPr>
+            <w:tcW w:type="dxa" w:w="7080"/>
+            <w:vAlign w:val="center"/>
+            <w:tcMar>
+              <w:top w:w="85" w:type="dxa"/>
+              <w:left w:w="100" w:type="dxa"/>
+              <w:bottom w:w="85" w:type="dxa"/>
+              <w:right w:w="100" w:type="dxa"/>
+            </w:tcMar>
+            <w:shd w:fill="FFFFFF"/>
+            <w:tcBorders>
+              <w:top w:val="single" w:sz="4" w:color="D9D9D9"/>
+              <w:left w:val="single" w:sz="4" w:color="D9D9D9"/>
+              <w:bottom w:val="single" w:sz="4" w:color="D9D9D9"/>
+              <w:right w:val="single" w:sz="4" w:color="D9D9D9"/>
+            </w:tcBorders>
+          </w:tcPr>
+          <w:p>
+            <w:pPr>
+              <w:widowControl/>
+              <w:spacing w:after="0" w:line="250" w:lineRule="auto"/>
+              <w:jc w:val="left"/>
+            </w:pPr>
+            <w:r>
+              <w:rPr>
+                <w:rFonts w:ascii="Arial" w:hAnsi="Arial"/>
+                <w:b w:val="0"/>
+                <w:color w:val="111111"/>
+                <w:sz w:val="20"/>
+              </w:rPr>
+              <w:t xml:space="preserve">La decisión se liga al digest de la solicitud; un cambio posterior la deja obsoleta (STALE)</w:t>
+            </w:r>
+          </w:p>
+        </w:tc>
+      </w:tr>
+      <w:tr>
+        <w:trPr>
+          <w:cantSplit/>
+        </w:trPr>
+        <w:tc>
+          <w:tcPr>
+            <w:tcW w:type="dxa" w:w="3000"/>
+            <w:vAlign w:val="center"/>
+            <w:tcMar>
+              <w:top w:w="85" w:type="dxa"/>
+              <w:left w:w="100" w:type="dxa"/>
+              <w:bottom w:w="85" w:type="dxa"/>
+              <w:right w:w="100" w:type="dxa"/>
+            </w:tcMar>
+            <w:shd w:fill="F0F5F8"/>
+            <w:tcBorders>
+              <w:top w:val="single" w:sz="4" w:color="D9D9D9"/>
+              <w:left w:val="single" w:sz="4" w:color="D9D9D9"/>
+              <w:bottom w:val="single" w:sz="4" w:color="D9D9D9"/>
+              <w:right w:val="single" w:sz="4" w:color="D9D9D9"/>
+            </w:tcBorders>
+          </w:tcPr>
+          <w:p>
+            <w:pPr>
+              <w:widowControl/>
+              <w:spacing w:after="0" w:line="250" w:lineRule="auto"/>
+              <w:jc w:val="left"/>
+            </w:pPr>
+            <w:r>
+              <w:rPr>
+                <w:rFonts w:ascii="Arial" w:hAnsi="Arial"/>
+                <w:b w:val="0"/>
+                <w:color w:val="111111"/>
+                <w:sz w:val="20"/>
+              </w:rPr>
+              <w:t xml:space="preserve">Una vez</w:t>
+            </w:r>
+          </w:p>
+        </w:tc>
+        <w:tc>
+          <w:tcPr>
+            <w:tcW w:type="dxa" w:w="7080"/>
+            <w:vAlign w:val="center"/>
+            <w:tcMar>
+              <w:top w:w="85" w:type="dxa"/>
+              <w:left w:w="100" w:type="dxa"/>
+              <w:bottom w:w="85" w:type="dxa"/>
+              <w:right w:w="100" w:type="dxa"/>
+            </w:tcMar>
+            <w:shd w:fill="F0F5F8"/>
+            <w:tcBorders>
+              <w:top w:val="single" w:sz="4" w:color="D9D9D9"/>
+              <w:left w:val="single" w:sz="4" w:color="D9D9D9"/>
+              <w:bottom w:val="single" w:sz="4" w:color="D9D9D9"/>
+              <w:right w:val="single" w:sz="4" w:color="D9D9D9"/>
+            </w:tcBorders>
+          </w:tcPr>
+          <w:p>
+            <w:pPr>
+              <w:widowControl/>
+              <w:spacing w:after="0" w:line="250" w:lineRule="auto"/>
+              <w:jc w:val="left"/>
+            </w:pPr>
+            <w:r>
+              <w:rPr>
+                <w:rFonts w:ascii="Arial" w:hAnsi="Arial"/>
+                <w:b w:val="0"/>
+                <w:color w:val="111111"/>
+                <w:sz w:val="20"/>
+              </w:rPr>
+              <w:t xml:space="preserve">PENDING, EXECUTING, DONE/FAILED; un efecto realizado no se repite; las aprobaciones caducan (TTL)</w:t>
+            </w:r>
+          </w:p>
+        </w:tc>
+      </w:tr>
+      <w:tr>
+        <w:trPr>
+          <w:cantSplit/>
+        </w:trPr>
+        <w:tc>
+          <w:tcPr>
+            <w:tcW w:type="dxa" w:w="3000"/>
+            <w:vAlign w:val="center"/>
+            <w:tcMar>
+              <w:top w:w="85" w:type="dxa"/>
+              <w:left w:w="100" w:type="dxa"/>
+              <w:bottom w:w="85" w:type="dxa"/>
+              <w:right w:w="100" w:type="dxa"/>
+            </w:tcMar>
+            <w:shd w:fill="FFFFFF"/>
+            <w:tcBorders>
+              <w:top w:val="single" w:sz="4" w:color="D9D9D9"/>
+              <w:left w:val="single" w:sz="4" w:color="D9D9D9"/>
+              <w:bottom w:val="single" w:sz="4" w:color="D9D9D9"/>
+              <w:right w:val="single" w:sz="4" w:color="D9D9D9"/>
+            </w:tcBorders>
+          </w:tcPr>
+          <w:p>
+            <w:pPr>
+              <w:widowControl/>
+              <w:spacing w:after="0" w:line="250" w:lineRule="auto"/>
+              <w:jc w:val="left"/>
+            </w:pPr>
+            <w:r>
+              <w:rPr>
+                <w:rFonts w:ascii="Arial" w:hAnsi="Arial"/>
+                <w:b w:val="0"/>
+                <w:color w:val="111111"/>
+                <w:sz w:val="20"/>
+              </w:rPr>
+              <w:t xml:space="preserve">Postcondición</w:t>
+            </w:r>
+          </w:p>
+        </w:tc>
+        <w:tc>
+          <w:tcPr>
+            <w:tcW w:type="dxa" w:w="7080"/>
+            <w:vAlign w:val="center"/>
+            <w:tcMar>
+              <w:top w:w="85" w:type="dxa"/>
+              <w:left w:w="100" w:type="dxa"/>
+              <w:bottom w:w="85" w:type="dxa"/>
+              <w:right w:w="100" w:type="dxa"/>
+            </w:tcMar>
+            <w:shd w:fill="FFFFFF"/>
+            <w:tcBorders>
+              <w:top w:val="single" w:sz="4" w:color="D9D9D9"/>
+              <w:left w:val="single" w:sz="4" w:color="D9D9D9"/>
+              <w:bottom w:val="single" w:sz="4" w:color="D9D9D9"/>
+              <w:right w:val="single" w:sz="4" w:color="D9D9D9"/>
+            </w:tcBorders>
+          </w:tcPr>
+          <w:p>
+            <w:pPr>
+              <w:widowControl/>
+              <w:spacing w:after="0" w:line="250" w:lineRule="auto"/>
+              <w:jc w:val="left"/>
+            </w:pPr>
+            <w:r>
+              <w:rPr>
+                <w:rFonts w:ascii="Arial" w:hAnsi="Arial"/>
+                <w:b w:val="0"/>
+                <w:color w:val="111111"/>
+                <w:sz w:val="20"/>
+              </w:rPr>
+              <w:t xml:space="preserve">Tras ejecutar se comprueba el resultado (p. ej. que el commit exista) antes de marcarlo hecho</w:t>
+            </w:r>
+          </w:p>
+        </w:tc>
+      </w:tr>
+      <w:tr>
+        <w:trPr>
+          <w:cantSplit/>
+        </w:trPr>
+        <w:tc>
+          <w:tcPr>
+            <w:tcW w:type="dxa" w:w="3000"/>
+            <w:vAlign w:val="center"/>
+            <w:tcMar>
+              <w:top w:w="85" w:type="dxa"/>
+              <w:left w:w="100" w:type="dxa"/>
+              <w:bottom w:w="85" w:type="dxa"/>
+              <w:right w:w="100" w:type="dxa"/>
+            </w:tcMar>
+            <w:shd w:fill="F0F5F8"/>
+            <w:tcBorders>
+              <w:top w:val="single" w:sz="4" w:color="D9D9D9"/>
+              <w:left w:val="single" w:sz="4" w:color="D9D9D9"/>
+              <w:bottom w:val="single" w:sz="4" w:color="D9D9D9"/>
+              <w:right w:val="single" w:sz="4" w:color="D9D9D9"/>
+            </w:tcBorders>
+          </w:tcPr>
+          <w:p>
+            <w:pPr>
+              <w:widowControl/>
+              <w:spacing w:after="0" w:line="250" w:lineRule="auto"/>
+              <w:jc w:val="left"/>
+            </w:pPr>
+            <w:r>
+              <w:rPr>
+                <w:rFonts w:ascii="Arial" w:hAnsi="Arial"/>
+                <w:b w:val="0"/>
+                <w:color w:val="111111"/>
+                <w:sz w:val="20"/>
+              </w:rPr>
+              <w:t xml:space="preserve">Canales</w:t>
+            </w:r>
+          </w:p>
+        </w:tc>
+        <w:tc>
+          <w:tcPr>
+            <w:tcW w:type="dxa" w:w="7080"/>
+            <w:vAlign w:val="center"/>
+            <w:tcMar>
+              <w:top w:w="85" w:type="dxa"/>
+              <w:left w:w="100" w:type="dxa"/>
+              <w:bottom w:w="85" w:type="dxa"/>
+              <w:right w:w="100" w:type="dxa"/>
+            </w:tcMar>
+            <w:shd w:fill="F0F5F8"/>
+            <w:tcBorders>
+              <w:top w:val="single" w:sz="4" w:color="D9D9D9"/>
+              <w:left w:val="single" w:sz="4" w:color="D9D9D9"/>
+              <w:bottom w:val="single" w:sz="4" w:color="D9D9D9"/>
+              <w:right w:val="single" w:sz="4" w:color="D9D9D9"/>
+            </w:tcBorders>
+          </w:tcPr>
+          <w:p>
+            <w:pPr>
+              <w:widowControl/>
+              <w:spacing w:after="0" w:line="250" w:lineRule="auto"/>
+              <w:jc w:val="left"/>
+            </w:pPr>
+            <w:r>
+              <w:rPr>
+                <w:rFonts w:ascii="Arial" w:hAnsi="Arial"/>
+                <w:b w:val="0"/>
+                <w:color w:val="111111"/>
+                <w:sz w:val="20"/>
+              </w:rPr>
+              <w:t xml:space="preserve">UI y CLI directos; MCP exige el código fuera de banda</w:t>
+            </w:r>
+          </w:p>
+        </w:tc>
+      </w:tr>
+    </w:tbl>
+    <w:p/>
+    <w:p>
+      <w:pPr>
+        <w:pStyle w:val="Heading1"/>
+      </w:pPr>
+      <w:r>
+        <w:rPr>
+          <w:color w:val="000000"/>
+        </w:rPr>
+        <w:t xml:space="preserve">33 El asesor</w:t>
+      </w:r>
+    </w:p>
+    <w:p>
+      <w:r>
+        <w:t xml:space="preserve">Nemotron actúa como capa correctiva sin poder de escritura propio. Responde en JSON estricto; cada intervención nombra su disparador y su evidencia y se valida contra el estado vivo (tarea conocida, no terminal, dentro del alcance).</w:t>
+      </w:r>
+    </w:p>
+    <w:tbl>
+      <w:tblPr>
+        <w:tblW w:type="auto" w:w="0"/>
+        <w:jc w:val="center"/>
+        <w:tblLayout w:type="fixed"/>
+        <w:tblLook w:firstColumn="1" w:firstRow="1" w:lastColumn="0" w:lastRow="0" w:noHBand="0" w:noVBand="1" w:val="04A0"/>
+      </w:tblPr>
+      <w:tblGrid>
+        <w:gridCol w:w="2200"/>
+        <w:gridCol w:w="7880"/>
+      </w:tblGrid>
+      <w:tr>
+        <w:trPr>
+          <w:tblHeader/>
+        </w:trPr>
+        <w:tc>
+          <w:tcPr>
+            <w:tcW w:type="dxa" w:w="2200"/>
+            <w:vAlign w:val="center"/>
+            <w:tcMar>
+              <w:top w:w="85" w:type="dxa"/>
+              <w:left w:w="100" w:type="dxa"/>
+              <w:bottom w:w="85" w:type="dxa"/>
+              <w:right w:w="100" w:type="dxa"/>
+            </w:tcMar>
+            <w:shd w:fill="183A52"/>
+            <w:tcBorders>
+              <w:top w:val="single" w:sz="4" w:color="D9D9D9"/>
+              <w:left w:val="single" w:sz="4" w:color="D9D9D9"/>
+              <w:bottom w:val="single" w:sz="4" w:color="D9D9D9"/>
+              <w:right w:val="single" w:sz="4" w:color="D9D9D9"/>
+            </w:tcBorders>
+          </w:tcPr>
+          <w:p>
+            <w:pPr>
+              <w:widowControl/>
+              <w:spacing w:after="0" w:line="250" w:lineRule="auto"/>
+              <w:jc w:val="left"/>
+            </w:pPr>
+            <w:r>
+              <w:rPr>
+                <w:rFonts w:ascii="Arial" w:hAnsi="Arial"/>
+                <w:b/>
+                <w:color w:val="FFFFFF"/>
+                <w:sz w:val="20"/>
+              </w:rPr>
+              <w:t xml:space="preserve">Intervención</w:t>
+            </w:r>
+          </w:p>
+        </w:tc>
+        <w:tc>
+          <w:tcPr>
+            <w:tcW w:type="dxa" w:w="7880"/>
+            <w:vAlign w:val="center"/>
+            <w:tcMar>
+              <w:top w:w="85" w:type="dxa"/>
+              <w:left w:w="100" w:type="dxa"/>
+              <w:bottom w:w="85" w:type="dxa"/>
+              <w:right w:w="100" w:type="dxa"/>
+            </w:tcMar>
+            <w:shd w:fill="183A52"/>
+            <w:tcBorders>
+              <w:top w:val="single" w:sz="4" w:color="D9D9D9"/>
+              <w:left w:val="single" w:sz="4" w:color="D9D9D9"/>
+              <w:bottom w:val="single" w:sz="4" w:color="D9D9D9"/>
+              <w:right w:val="single" w:sz="4" w:color="D9D9D9"/>
+            </w:tcBorders>
+          </w:tcPr>
+          <w:p>
+            <w:pPr>
+              <w:widowControl/>
+              <w:spacing w:after="0" w:line="250" w:lineRule="auto"/>
+              <w:jc w:val="left"/>
+            </w:pPr>
+            <w:r>
+              <w:rPr>
+                <w:rFonts w:ascii="Arial" w:hAnsi="Arial"/>
+                <w:b/>
+                <w:color w:val="FFFFFF"/>
+                <w:sz w:val="20"/>
+              </w:rPr>
+              <w:t xml:space="preserve">Efecto</w:t>
+            </w:r>
+          </w:p>
+        </w:tc>
+      </w:tr>
+      <w:tr>
+        <w:trPr>
+          <w:cantSplit/>
+        </w:trPr>
+        <w:tc>
+          <w:tcPr>
+            <w:tcW w:type="dxa" w:w="2200"/>
+            <w:vAlign w:val="center"/>
+            <w:tcMar>
+              <w:top w:w="85" w:type="dxa"/>
+              <w:left w:w="100" w:type="dxa"/>
+              <w:bottom w:w="85" w:type="dxa"/>
+              <w:right w:w="100" w:type="dxa"/>
+            </w:tcMar>
+            <w:shd w:fill="F0F5F8"/>
+            <w:tcBorders>
+              <w:top w:val="single" w:sz="4" w:color="D9D9D9"/>
+              <w:left w:val="single" w:sz="4" w:color="D9D9D9"/>
+              <w:bottom w:val="single" w:sz="4" w:color="D9D9D9"/>
+              <w:right w:val="single" w:sz="4" w:color="D9D9D9"/>
+            </w:tcBorders>
+          </w:tcPr>
+          <w:p>
+            <w:pPr>
+              <w:widowControl/>
+              <w:spacing w:after="0" w:line="250" w:lineRule="auto"/>
+              <w:jc w:val="left"/>
+            </w:pPr>
+            <w:r>
+              <w:rPr>
+                <w:rFonts w:ascii="Arial" w:hAnsi="Arial"/>
+                <w:b w:val="0"/>
+                <w:color w:val="111111"/>
+                <w:sz w:val="20"/>
+              </w:rPr>
+              <w:t xml:space="preserve">inject_note</w:t>
+            </w:r>
+          </w:p>
+        </w:tc>
+        <w:tc>
+          <w:tcPr>
+            <w:tcW w:type="dxa" w:w="7880"/>
+            <w:vAlign w:val="center"/>
+            <w:tcMar>
+              <w:top w:w="85" w:type="dxa"/>
+              <w:left w:w="100" w:type="dxa"/>
+              <w:bottom w:w="85" w:type="dxa"/>
+              <w:right w:w="100" w:type="dxa"/>
+            </w:tcMar>
+            <w:shd w:fill="F0F5F8"/>
+            <w:tcBorders>
+              <w:top w:val="single" w:sz="4" w:color="D9D9D9"/>
+              <w:left w:val="single" w:sz="4" w:color="D9D9D9"/>
+              <w:bottom w:val="single" w:sz="4" w:color="D9D9D9"/>
+              <w:right w:val="single" w:sz="4" w:color="D9D9D9"/>
+            </w:tcBorders>
+          </w:tcPr>
+          <w:p>
+            <w:pPr>
+              <w:widowControl/>
+              <w:spacing w:after="0" w:line="250" w:lineRule="auto"/>
+              <w:jc w:val="left"/>
+            </w:pPr>
+            <w:r>
+              <w:rPr>
+                <w:rFonts w:ascii="Arial" w:hAnsi="Arial"/>
+                <w:b w:val="0"/>
+                <w:color w:val="111111"/>
+                <w:sz w:val="20"/>
+              </w:rPr>
+              <w:t xml:space="preserve">La nota llega al siguiente intento de cualquier adaptador y entre turnos del bucle nativo</w:t>
+            </w:r>
+          </w:p>
+        </w:tc>
+      </w:tr>
+      <w:tr>
+        <w:trPr>
+          <w:cantSplit/>
+        </w:trPr>
+        <w:tc>
+          <w:tcPr>
+            <w:tcW w:type="dxa" w:w="2200"/>
+            <w:vAlign w:val="center"/>
+            <w:tcMar>
+              <w:top w:w="85" w:type="dxa"/>
+              <w:left w:w="100" w:type="dxa"/>
+              <w:bottom w:w="85" w:type="dxa"/>
+              <w:right w:w="100" w:type="dxa"/>
+            </w:tcMar>
+            <w:shd w:fill="FFFFFF"/>
+            <w:tcBorders>
+              <w:top w:val="single" w:sz="4" w:color="D9D9D9"/>
+              <w:left w:val="single" w:sz="4" w:color="D9D9D9"/>
+              <w:bottom w:val="single" w:sz="4" w:color="D9D9D9"/>
+              <w:right w:val="single" w:sz="4" w:color="D9D9D9"/>
+            </w:tcBorders>
+          </w:tcPr>
+          <w:p>
+            <w:pPr>
+              <w:widowControl/>
+              <w:spacing w:after="0" w:line="250" w:lineRule="auto"/>
+              <w:jc w:val="left"/>
+            </w:pPr>
+            <w:r>
+              <w:rPr>
+                <w:rFonts w:ascii="Arial" w:hAnsi="Arial"/>
+                <w:b w:val="0"/>
+                <w:color w:val="111111"/>
+                <w:sz w:val="20"/>
+              </w:rPr>
+              <w:t xml:space="preserve">hold</w:t>
+            </w:r>
+          </w:p>
+        </w:tc>
+        <w:tc>
+          <w:tcPr>
+            <w:tcW w:type="dxa" w:w="7880"/>
+            <w:vAlign w:val="center"/>
+            <w:tcMar>
+              <w:top w:w="85" w:type="dxa"/>
+              <w:left w:w="100" w:type="dxa"/>
+              <w:bottom w:w="85" w:type="dxa"/>
+              <w:right w:w="100" w:type="dxa"/>
+            </w:tcMar>
+            <w:shd w:fill="FFFFFF"/>
+            <w:tcBorders>
+              <w:top w:val="single" w:sz="4" w:color="D9D9D9"/>
+              <w:left w:val="single" w:sz="4" w:color="D9D9D9"/>
+              <w:bottom w:val="single" w:sz="4" w:color="D9D9D9"/>
+              <w:right w:val="single" w:sz="4" w:color="D9D9D9"/>
+            </w:tcBorders>
+          </w:tcPr>
+          <w:p>
+            <w:pPr>
+              <w:widowControl/>
+              <w:spacing w:after="0" w:line="250" w:lineRule="auto"/>
+              <w:jc w:val="left"/>
+            </w:pPr>
+            <w:r>
+              <w:rPr>
+                <w:rFonts w:ascii="Arial" w:hAnsi="Arial"/>
+                <w:b w:val="0"/>
+                <w:color w:val="111111"/>
+                <w:sz w:val="20"/>
+              </w:rPr>
+              <w:t xml:space="preserve">Detiene la admisión y el bucle de una tarea hasta liberarla</w:t>
+            </w:r>
+          </w:p>
+        </w:tc>
+      </w:tr>
+      <w:tr>
+        <w:trPr>
+          <w:cantSplit/>
+        </w:trPr>
+        <w:tc>
+          <w:tcPr>
+            <w:tcW w:type="dxa" w:w="2200"/>
+            <w:vAlign w:val="center"/>
+            <w:tcMar>
+              <w:top w:w="85" w:type="dxa"/>
+              <w:left w:w="100" w:type="dxa"/>
+              <w:bottom w:w="85" w:type="dxa"/>
+              <w:right w:w="100" w:type="dxa"/>
+            </w:tcMar>
+            <w:shd w:fill="F0F5F8"/>
+            <w:tcBorders>
+              <w:top w:val="single" w:sz="4" w:color="D9D9D9"/>
+              <w:left w:val="single" w:sz="4" w:color="D9D9D9"/>
+              <w:bottom w:val="single" w:sz="4" w:color="D9D9D9"/>
+              <w:right w:val="single" w:sz="4" w:color="D9D9D9"/>
+            </w:tcBorders>
+          </w:tcPr>
+          <w:p>
+            <w:pPr>
+              <w:widowControl/>
+              <w:spacing w:after="0" w:line="250" w:lineRule="auto"/>
+              <w:jc w:val="left"/>
+            </w:pPr>
+            <w:r>
+              <w:rPr>
+                <w:rFonts w:ascii="Arial" w:hAnsi="Arial"/>
+                <w:b w:val="0"/>
+                <w:color w:val="111111"/>
+                <w:sz w:val="20"/>
+              </w:rPr>
+              <w:t xml:space="preserve">escalate</w:t>
+            </w:r>
+          </w:p>
+        </w:tc>
+        <w:tc>
+          <w:tcPr>
+            <w:tcW w:type="dxa" w:w="7880"/>
+            <w:vAlign w:val="center"/>
+            <w:tcMar>
+              <w:top w:w="85" w:type="dxa"/>
+              <w:left w:w="100" w:type="dxa"/>
+              <w:bottom w:w="85" w:type="dxa"/>
+              <w:right w:w="100" w:type="dxa"/>
+            </w:tcMar>
+            <w:shd w:fill="F0F5F8"/>
+            <w:tcBorders>
+              <w:top w:val="single" w:sz="4" w:color="D9D9D9"/>
+              <w:left w:val="single" w:sz="4" w:color="D9D9D9"/>
+              <w:bottom w:val="single" w:sz="4" w:color="D9D9D9"/>
+              <w:right w:val="single" w:sz="4" w:color="D9D9D9"/>
+            </w:tcBorders>
+          </w:tcPr>
+          <w:p>
+            <w:pPr>
+              <w:widowControl/>
+              <w:spacing w:after="0" w:line="250" w:lineRule="auto"/>
+              <w:jc w:val="left"/>
+            </w:pPr>
+            <w:r>
+              <w:rPr>
+                <w:rFonts w:ascii="Arial" w:hAnsi="Arial"/>
+                <w:b w:val="0"/>
+                <w:color w:val="111111"/>
+                <w:sz w:val="20"/>
+              </w:rPr>
+              <w:t xml:space="preserve">Evita el perfil que falló y sube el piso de nivel</w:t>
+            </w:r>
+          </w:p>
+        </w:tc>
+      </w:tr>
+      <w:tr>
+        <w:trPr>
+          <w:cantSplit/>
+        </w:trPr>
+        <w:tc>
+          <w:tcPr>
+            <w:tcW w:type="dxa" w:w="2200"/>
+            <w:vAlign w:val="center"/>
+            <w:tcMar>
+              <w:top w:w="85" w:type="dxa"/>
+              <w:left w:w="100" w:type="dxa"/>
+              <w:bottom w:w="85" w:type="dxa"/>
+              <w:right w:w="100" w:type="dxa"/>
+            </w:tcMar>
+            <w:shd w:fill="FFFFFF"/>
+            <w:tcBorders>
+              <w:top w:val="single" w:sz="4" w:color="D9D9D9"/>
+              <w:left w:val="single" w:sz="4" w:color="D9D9D9"/>
+              <w:bottom w:val="single" w:sz="4" w:color="D9D9D9"/>
+              <w:right w:val="single" w:sz="4" w:color="D9D9D9"/>
+            </w:tcBorders>
+          </w:tcPr>
+          <w:p>
+            <w:pPr>
+              <w:widowControl/>
+              <w:spacing w:after="0" w:line="250" w:lineRule="auto"/>
+              <w:jc w:val="left"/>
+            </w:pPr>
+            <w:r>
+              <w:rPr>
+                <w:rFonts w:ascii="Arial" w:hAnsi="Arial"/>
+                <w:b w:val="0"/>
+                <w:color w:val="111111"/>
+                <w:sz w:val="20"/>
+              </w:rPr>
+              <w:t xml:space="preserve">replan</w:t>
+            </w:r>
+          </w:p>
+        </w:tc>
+        <w:tc>
+          <w:tcPr>
+            <w:tcW w:type="dxa" w:w="7880"/>
+            <w:vAlign w:val="center"/>
+            <w:tcMar>
+              <w:top w:w="85" w:type="dxa"/>
+              <w:left w:w="100" w:type="dxa"/>
+              <w:bottom w:w="85" w:type="dxa"/>
+              <w:right w:w="100" w:type="dxa"/>
+            </w:tcMar>
+            <w:shd w:fill="FFFFFF"/>
+            <w:tcBorders>
+              <w:top w:val="single" w:sz="4" w:color="D9D9D9"/>
+              <w:left w:val="single" w:sz="4" w:color="D9D9D9"/>
+              <w:bottom w:val="single" w:sz="4" w:color="D9D9D9"/>
+              <w:right w:val="single" w:sz="4" w:color="D9D9D9"/>
+            </w:tcBorders>
+          </w:tcPr>
+          <w:p>
+            <w:pPr>
+              <w:widowControl/>
+              <w:spacing w:after="0" w:line="250" w:lineRule="auto"/>
+              <w:jc w:val="left"/>
+            </w:pPr>
+            <w:r>
+              <w:rPr>
+                <w:rFonts w:ascii="Arial" w:hAnsi="Arial"/>
+                <w:b w:val="0"/>
+                <w:color w:val="111111"/>
+                <w:sz w:val="20"/>
+              </w:rPr>
+              <w:t xml:space="preserve">Parte la tarea con el mismo validador de delegación, sustituye la original y reengancha a sus dependientes</w:t>
+            </w:r>
+          </w:p>
+        </w:tc>
+      </w:tr>
+      <w:tr>
+        <w:trPr>
+          <w:cantSplit/>
+        </w:trPr>
+        <w:tc>
+          <w:tcPr>
+            <w:tcW w:type="dxa" w:w="2200"/>
+            <w:vAlign w:val="center"/>
+            <w:tcMar>
+              <w:top w:w="85" w:type="dxa"/>
+              <w:left w:w="100" w:type="dxa"/>
+              <w:bottom w:w="85" w:type="dxa"/>
+              <w:right w:w="100" w:type="dxa"/>
+            </w:tcMar>
+            <w:shd w:fill="F0F5F8"/>
+            <w:tcBorders>
+              <w:top w:val="single" w:sz="4" w:color="D9D9D9"/>
+              <w:left w:val="single" w:sz="4" w:color="D9D9D9"/>
+              <w:bottom w:val="single" w:sz="4" w:color="D9D9D9"/>
+              <w:right w:val="single" w:sz="4" w:color="D9D9D9"/>
+            </w:tcBorders>
+          </w:tcPr>
+          <w:p>
+            <w:pPr>
+              <w:widowControl/>
+              <w:spacing w:after="0" w:line="250" w:lineRule="auto"/>
+              <w:jc w:val="left"/>
+            </w:pPr>
+            <w:r>
+              <w:rPr>
+                <w:rFonts w:ascii="Arial" w:hAnsi="Arial"/>
+                <w:b w:val="0"/>
+                <w:color w:val="111111"/>
+                <w:sz w:val="20"/>
+              </w:rPr>
+              <w:t xml:space="preserve">rollback</w:t>
+            </w:r>
+          </w:p>
+        </w:tc>
+        <w:tc>
+          <w:tcPr>
+            <w:tcW w:type="dxa" w:w="7880"/>
+            <w:vAlign w:val="center"/>
+            <w:tcMar>
+              <w:top w:w="85" w:type="dxa"/>
+              <w:left w:w="100" w:type="dxa"/>
+              <w:bottom w:w="85" w:type="dxa"/>
+              <w:right w:w="100" w:type="dxa"/>
+            </w:tcMar>
+            <w:shd w:fill="F0F5F8"/>
+            <w:tcBorders>
+              <w:top w:val="single" w:sz="4" w:color="D9D9D9"/>
+              <w:left w:val="single" w:sz="4" w:color="D9D9D9"/>
+              <w:bottom w:val="single" w:sz="4" w:color="D9D9D9"/>
+              <w:right w:val="single" w:sz="4" w:color="D9D9D9"/>
+            </w:tcBorders>
+          </w:tcPr>
+          <w:p>
+            <w:pPr>
+              <w:widowControl/>
+              <w:spacing w:after="0" w:line="250" w:lineRule="auto"/>
+              <w:jc w:val="left"/>
+            </w:pPr>
+            <w:r>
+              <w:rPr>
+                <w:rFonts w:ascii="Arial" w:hAnsi="Arial"/>
+                <w:b w:val="0"/>
+                <w:color w:val="111111"/>
+                <w:sz w:val="20"/>
+              </w:rPr>
+              <w:t xml:space="preserve">Abre una compuerta humana; aprobado, revierte con acciones compensatorias solo sobre lo que sigue siendo exactamente lo que la tarea dejó</w:t>
+            </w:r>
+          </w:p>
+        </w:tc>
+      </w:tr>
+      <w:tr>
+        <w:trPr>
+          <w:cantSplit/>
+        </w:trPr>
+        <w:tc>
+          <w:tcPr>
+            <w:tcW w:type="dxa" w:w="2200"/>
+            <w:vAlign w:val="center"/>
+            <w:tcMar>
+              <w:top w:w="85" w:type="dxa"/>
+              <w:left w:w="100" w:type="dxa"/>
+              <w:bottom w:w="85" w:type="dxa"/>
+              <w:right w:w="100" w:type="dxa"/>
+            </w:tcMar>
+            <w:shd w:fill="FFFFFF"/>
+            <w:tcBorders>
+              <w:top w:val="single" w:sz="4" w:color="D9D9D9"/>
+              <w:left w:val="single" w:sz="4" w:color="D9D9D9"/>
+              <w:bottom w:val="single" w:sz="4" w:color="D9D9D9"/>
+              <w:right w:val="single" w:sz="4" w:color="D9D9D9"/>
+            </w:tcBorders>
+          </w:tcPr>
+          <w:p>
+            <w:pPr>
+              <w:widowControl/>
+              <w:spacing w:after="0" w:line="250" w:lineRule="auto"/>
+              <w:jc w:val="left"/>
+            </w:pPr>
+            <w:r>
+              <w:rPr>
+                <w:rFonts w:ascii="Arial" w:hAnsi="Arial"/>
+                <w:b w:val="0"/>
+                <w:color w:val="111111"/>
+                <w:sz w:val="20"/>
+              </w:rPr>
+              <w:t xml:space="preserve">pushback</w:t>
+            </w:r>
+          </w:p>
+        </w:tc>
+        <w:tc>
+          <w:tcPr>
+            <w:tcW w:type="dxa" w:w="7880"/>
+            <w:vAlign w:val="center"/>
+            <w:tcMar>
+              <w:top w:w="85" w:type="dxa"/>
+              <w:left w:w="100" w:type="dxa"/>
+              <w:bottom w:w="85" w:type="dxa"/>
+              <w:right w:w="100" w:type="dxa"/>
+            </w:tcMar>
+            <w:shd w:fill="FFFFFF"/>
+            <w:tcBorders>
+              <w:top w:val="single" w:sz="4" w:color="D9D9D9"/>
+              <w:left w:val="single" w:sz="4" w:color="D9D9D9"/>
+              <w:bottom w:val="single" w:sz="4" w:color="D9D9D9"/>
+              <w:right w:val="single" w:sz="4" w:color="D9D9D9"/>
+            </w:tcBorders>
+          </w:tcPr>
+          <w:p>
+            <w:pPr>
+              <w:widowControl/>
+              <w:spacing w:after="0" w:line="250" w:lineRule="auto"/>
+              <w:jc w:val="left"/>
+            </w:pPr>
+            <w:r>
+              <w:rPr>
+                <w:rFonts w:ascii="Arial" w:hAnsi="Arial"/>
+                <w:b w:val="0"/>
+                <w:color w:val="111111"/>
+                <w:sz w:val="20"/>
+              </w:rPr>
+              <w:t xml:space="preserve">Supuestos de la tarea → búsquedas con la guarda de salida → hallazgos que solo citan fuentes recuperadas → tarea retenida a la espera de una decisión humana</w:t>
+            </w:r>
+          </w:p>
+        </w:tc>
+      </w:tr>
+    </w:tbl>
+    <w:p/>
+    <w:p>
+      <w:r>
+        <w:t xml:space="preserve">Presupuestos de consultas e intervenciones por tarea se cuentan desde el ledger; preguntar no cambia nada: proponer y aplicar son pasos separados y registrados.</w:t>
+      </w:r>
+    </w:p>
+    <w:p>
+      <w:pPr>
+        <w:pStyle w:val="Heading1"/>
+      </w:pPr>
+      <w:r>
+        <w:rPr>
+          <w:color w:val="000000"/>
+        </w:rPr>
+        <w:t xml:space="preserve">34 Niveles, escalera, pools y agentes configurables</w:t>
+      </w:r>
+    </w:p>
+    <w:p>
+      <w:pPr>
+        <w:pStyle w:val="ListBullet"/>
+      </w:pPr>
+      <w:r>
+        <w:t xml:space="preserve">Cada perfil declara un nivel: cheap (tareas puntuales), standard (construcción), advanced (investigación, revisión, decisiones difíciles). El planificador marca el nivel de cada tarea.</w:t>
+      </w:r>
+    </w:p>
+    <w:p>
+      <w:pPr>
+        <w:pStyle w:val="ListBullet"/>
+      </w:pPr>
+      <w:r>
+        <w:t xml:space="preserve">El enrutador usa el nivel más bajo que cumpla el piso pedido: nunca paga más de lo necesario.</w:t>
+      </w:r>
+    </w:p>
+    <w:p>
+      <w:pPr>
+        <w:pStyle w:val="ListBullet"/>
+      </w:pPr>
+      <w:r>
+        <w:t xml:space="preserve">Escalera: cada intento fallido sube el piso un nivel; es finita (tres peldaños) y cada reintento queda en el ledger.</w:t>
+      </w:r>
+    </w:p>
+    <w:p>
+      <w:pPr>
+        <w:pStyle w:val="ListBullet"/>
+      </w:pPr>
+      <w:r>
+        <w:t xml:space="preserve">Pools: grupos de agentes con concurrencia máxima, en orden FIFO; un trabajo que falla libera su cupo.</w:t>
+      </w:r>
+    </w:p>
+    <w:p>
+      <w:pPr>
+        <w:pStyle w:val="ListBullet"/>
+      </w:pPr>
+      <w:r>
+        <w:t xml:space="preserve">Configuración: extender un perfil integrado, apuntar a cualquier endpoint compatible con OpenAI (otro modelo, un servidor local; mismo bucle y ejecutor) o envolver cualquier CLI. Un archivo inválido se rechaza entero, con todos los problemas.</w:t>
+      </w:r>
+    </w:p>
+    <w:p>
+      <w:pPr>
+        <w:pStyle w:val="ListBullet"/>
+      </w:pPr>
+      <w:r>
+        <w:t xml:space="preserve">synapser doctor sondea qué está instalado y es usable y sugiere qué habilitar, sin habilitar nada.</w:t>
+      </w:r>
+    </w:p>
+    <w:p>
+      <w:pPr>
+        <w:pStyle w:val="ListBullet"/>
+      </w:pPr>
+      <w:r>
+        <w:t xml:space="preserve">El costo se aprende del historial de corridas anteriores; sin datos suficientes es desconocido y alerta, como antes.</w:t>
+      </w:r>
+    </w:p>
+    <w:p>
+      <w:pPr>
+        <w:pStyle w:val="Heading1"/>
+      </w:pPr>
+      <w:r>
+        <w:rPr>
+          <w:color w:val="000000"/>
+        </w:rPr>
+        <w:t xml:space="preserve">35 Chat e interfaz</w:t>
+      </w:r>
+    </w:p>
+    <w:p>
+      <w:r>
+        <w:t xml:space="preserve">El chat es la interfaz conversacional de Nemotron para pedir workflows. Sus herramientas son solo redactar un borrador, editarlo, listar, explicar, mostrar compuertas, listar agentes y consultar al asesor.</w:t>
+      </w:r>
+    </w:p>
+    <w:p>
+      <w:pPr>
+        <w:pStyle w:val="ListBullet"/>
+      </w:pPr>
+      <w:r>
+        <w:t xml:space="preserve">H1: no existe herramienta para iniciar, cancelar, aprobar ni aplicar; esas son acciones del operador desde la consola.</w:t>
+      </w:r>
+    </w:p>
+    <w:p>
+      <w:pPr>
+        <w:pStyle w:val="ListBullet"/>
+      </w:pPr>
+      <w:r>
+        <w:t xml:space="preserve">H2: los borradores pasan por el mismo validador que la API; los errores vuelven al modelo, que corrige.</w:t>
+      </w:r>
+    </w:p>
+    <w:p>
+      <w:pPr>
+        <w:pStyle w:val="ListBullet"/>
+      </w:pPr>
+      <w:r>
+        <w:t xml:space="preserve">H3: los hechos sobre una corrida citan el seq del ledger de donde salen; la conversación misma son eventos del ledger.</w:t>
+      </w:r>
+    </w:p>
+    <w:p>
+      <w:pPr>
+        <w:pStyle w:val="ListBullet"/>
+      </w:pPr>
+      <w:r>
+        <w:t xml:space="preserve">API: /api/workflows, /api/chat, /api/catalog, /api/config. Las escrituras exigen token de sesión y mismo origen; el actor es fijo; el servidor sigue sin ruta al ejecutor. Se lanza con synapser serve.</w:t>
+      </w:r>
+    </w:p>
+    <w:p>
+      <w:pPr>
+        <w:pStyle w:val="ListBullet"/>
+      </w:pPr>
+      <w:r>
+        <w:t xml:space="preserve">Vistas nuevas: Chat, Workflows (condiciones con estado y evidencia, iniciar y cancelar) y Agentes (nivel, capacidades, pool, costo, política).</w:t>
+      </w:r>
+    </w:p>
+    <w:p>
+      <w:pPr>
+        <w:pStyle w:val="Heading1"/>
+      </w:pPr>
+      <w:r>
+        <w:rPr>
+          <w:color w:val="000000"/>
+        </w:rPr>
+        <w:t xml:space="preserve">36 Límites declarados del centro de mando</w:t>
+      </w:r>
+    </w:p>
+    <w:tbl>
+      <w:tblPr>
+        <w:tblW w:type="auto" w:w="0"/>
+        <w:jc w:val="center"/>
+        <w:tblLayout w:type="fixed"/>
+        <w:tblLook w:firstColumn="1" w:firstRow="1" w:lastColumn="0" w:lastRow="0" w:noHBand="0" w:noVBand="1" w:val="04A0"/>
+      </w:tblPr>
+      <w:tblGrid>
+        <w:gridCol w:w="5000"/>
+        <w:gridCol w:w="5080"/>
+      </w:tblGrid>
+      <w:tr>
+        <w:trPr>
+          <w:tblHeader/>
+        </w:trPr>
+        <w:tc>
+          <w:tcPr>
+            <w:tcW w:type="dxa" w:w="5000"/>
+            <w:vAlign w:val="center"/>
+            <w:tcMar>
+              <w:top w:w="85" w:type="dxa"/>
+              <w:left w:w="100" w:type="dxa"/>
+              <w:bottom w:w="85" w:type="dxa"/>
+              <w:right w:w="100" w:type="dxa"/>
+            </w:tcMar>
+            <w:shd w:fill="183A52"/>
+            <w:tcBorders>
+              <w:top w:val="single" w:sz="4" w:color="D9D9D9"/>
+              <w:left w:val="single" w:sz="4" w:color="D9D9D9"/>
+              <w:bottom w:val="single" w:sz="4" w:color="D9D9D9"/>
+              <w:right w:val="single" w:sz="4" w:color="D9D9D9"/>
+            </w:tcBorders>
+          </w:tcPr>
+          <w:p>
+            <w:pPr>
+              <w:widowControl/>
+              <w:spacing w:after="0" w:line="250" w:lineRule="auto"/>
+              <w:jc w:val="left"/>
+            </w:pPr>
+            <w:r>
+              <w:rPr>
+                <w:rFonts w:ascii="Arial" w:hAnsi="Arial"/>
+                <w:b/>
+                <w:color w:val="FFFFFF"/>
+                <w:sz w:val="20"/>
+              </w:rPr>
+              <w:t xml:space="preserve">Límite</w:t>
+            </w:r>
+          </w:p>
+        </w:tc>
+        <w:tc>
+          <w:tcPr>
+            <w:tcW w:type="dxa" w:w="5080"/>
+            <w:vAlign w:val="center"/>
+            <w:tcMar>
+              <w:top w:w="85" w:type="dxa"/>
+              <w:left w:w="100" w:type="dxa"/>
+              <w:bottom w:w="85" w:type="dxa"/>
+              <w:right w:w="100" w:type="dxa"/>
+            </w:tcMar>
+            <w:shd w:fill="183A52"/>
+            <w:tcBorders>
+              <w:top w:val="single" w:sz="4" w:color="D9D9D9"/>
+              <w:left w:val="single" w:sz="4" w:color="D9D9D9"/>
+              <w:bottom w:val="single" w:sz="4" w:color="D9D9D9"/>
+              <w:right w:val="single" w:sz="4" w:color="D9D9D9"/>
+            </w:tcBorders>
+          </w:tcPr>
+          <w:p>
+            <w:pPr>
+              <w:widowControl/>
+              <w:spacing w:after="0" w:line="250" w:lineRule="auto"/>
+              <w:jc w:val="left"/>
+            </w:pPr>
+            <w:r>
+              <w:rPr>
+                <w:rFonts w:ascii="Arial" w:hAnsi="Arial"/>
+                <w:b/>
+                <w:color w:val="FFFFFF"/>
+                <w:sz w:val="20"/>
+              </w:rPr>
+              <w:t xml:space="preserve">Tratamiento</w:t>
+            </w:r>
+          </w:p>
+        </w:tc>
+      </w:tr>
+      <w:tr>
+        <w:trPr>
+          <w:cantSplit/>
+        </w:trPr>
+        <w:tc>
+          <w:tcPr>
+            <w:tcW w:type="dxa" w:w="5000"/>
+            <w:vAlign w:val="center"/>
+            <w:tcMar>
+              <w:top w:w="85" w:type="dxa"/>
+              <w:left w:w="100" w:type="dxa"/>
+              <w:bottom w:w="85" w:type="dxa"/>
+              <w:right w:w="100" w:type="dxa"/>
+            </w:tcMar>
+            <w:shd w:fill="F0F5F8"/>
+            <w:tcBorders>
+              <w:top w:val="single" w:sz="4" w:color="D9D9D9"/>
+              <w:left w:val="single" w:sz="4" w:color="D9D9D9"/>
+              <w:bottom w:val="single" w:sz="4" w:color="D9D9D9"/>
+              <w:right w:val="single" w:sz="4" w:color="D9D9D9"/>
+            </w:tcBorders>
+          </w:tcPr>
+          <w:p>
+            <w:pPr>
+              <w:widowControl/>
+              <w:spacing w:after="0" w:line="250" w:lineRule="auto"/>
+              <w:jc w:val="left"/>
+            </w:pPr>
+            <w:r>
+              <w:rPr>
+                <w:rFonts w:ascii="Arial" w:hAnsi="Arial"/>
+                <w:b w:val="0"/>
+                <w:color w:val="111111"/>
+                <w:sz w:val="20"/>
+              </w:rPr>
+              <w:t xml:space="preserve">Un agente con red puede exfiltrar los secretos que tenga; quitamos secretos, no la red</w:t>
+            </w:r>
+          </w:p>
+        </w:tc>
+        <w:tc>
+          <w:tcPr>
+            <w:tcW w:type="dxa" w:w="5080"/>
+            <w:vAlign w:val="center"/>
+            <w:tcMar>
+              <w:top w:w="85" w:type="dxa"/>
+              <w:left w:w="100" w:type="dxa"/>
+              <w:bottom w:w="85" w:type="dxa"/>
+              <w:right w:w="100" w:type="dxa"/>
+            </w:tcMar>
+            <w:shd w:fill="F0F5F8"/>
+            <w:tcBorders>
+              <w:top w:val="single" w:sz="4" w:color="D9D9D9"/>
+              <w:left w:val="single" w:sz="4" w:color="D9D9D9"/>
+              <w:bottom w:val="single" w:sz="4" w:color="D9D9D9"/>
+              <w:right w:val="single" w:sz="4" w:color="D9D9D9"/>
+            </w:tcBorders>
+          </w:tcPr>
+          <w:p>
+            <w:pPr>
+              <w:widowControl/>
+              <w:spacing w:after="0" w:line="250" w:lineRule="auto"/>
+              <w:jc w:val="left"/>
+            </w:pPr>
+            <w:r>
+              <w:rPr>
+                <w:rFonts w:ascii="Arial" w:hAnsi="Arial"/>
+                <w:b w:val="0"/>
+                <w:color w:val="111111"/>
+                <w:sz w:val="20"/>
+              </w:rPr>
+              <w:t xml:space="preserve">Declarado; no se promete aislamiento de red</w:t>
+            </w:r>
+          </w:p>
+        </w:tc>
+      </w:tr>
+      <w:tr>
+        <w:trPr>
+          <w:cantSplit/>
+        </w:trPr>
+        <w:tc>
+          <w:tcPr>
+            <w:tcW w:type="dxa" w:w="5000"/>
+            <w:vAlign w:val="center"/>
+            <w:tcMar>
+              <w:top w:w="85" w:type="dxa"/>
+              <w:left w:w="100" w:type="dxa"/>
+              <w:bottom w:w="85" w:type="dxa"/>
+              <w:right w:w="100" w:type="dxa"/>
+            </w:tcMar>
+            <w:shd w:fill="FFFFFF"/>
+            <w:tcBorders>
+              <w:top w:val="single" w:sz="4" w:color="D9D9D9"/>
+              <w:left w:val="single" w:sz="4" w:color="D9D9D9"/>
+              <w:bottom w:val="single" w:sz="4" w:color="D9D9D9"/>
+              <w:right w:val="single" w:sz="4" w:color="D9D9D9"/>
+            </w:tcBorders>
+          </w:tcPr>
+          <w:p>
+            <w:pPr>
+              <w:widowControl/>
+              <w:spacing w:after="0" w:line="250" w:lineRule="auto"/>
+              <w:jc w:val="left"/>
+            </w:pPr>
+            <w:r>
+              <w:rPr>
+                <w:rFonts w:ascii="Arial" w:hAnsi="Arial"/>
+                <w:b w:val="0"/>
+                <w:color w:val="111111"/>
+                <w:sz w:val="20"/>
+              </w:rPr>
+              <w:t xml:space="preserve">El rollback se ejecuta solo mientras el ejecutor del workflow está vivo</w:t>
+            </w:r>
+          </w:p>
+        </w:tc>
+        <w:tc>
+          <w:tcPr>
+            <w:tcW w:type="dxa" w:w="5080"/>
+            <w:vAlign w:val="center"/>
+            <w:tcMar>
+              <w:top w:w="85" w:type="dxa"/>
+              <w:left w:w="100" w:type="dxa"/>
+              <w:bottom w:w="85" w:type="dxa"/>
+              <w:right w:w="100" w:type="dxa"/>
+            </w:tcMar>
+            <w:shd w:fill="FFFFFF"/>
+            <w:tcBorders>
+              <w:top w:val="single" w:sz="4" w:color="D9D9D9"/>
+              <w:left w:val="single" w:sz="4" w:color="D9D9D9"/>
+              <w:bottom w:val="single" w:sz="4" w:color="D9D9D9"/>
+              <w:right w:val="single" w:sz="4" w:color="D9D9D9"/>
+            </w:tcBorders>
+          </w:tcPr>
+          <w:p>
+            <w:pPr>
+              <w:widowControl/>
+              <w:spacing w:after="0" w:line="250" w:lineRule="auto"/>
+              <w:jc w:val="left"/>
+            </w:pPr>
+            <w:r>
+              <w:rPr>
+                <w:rFonts w:ascii="Arial" w:hAnsi="Arial"/>
+                <w:b w:val="0"/>
+                <w:color w:val="111111"/>
+                <w:sz w:val="20"/>
+              </w:rPr>
+              <w:t xml:space="preserve">Si no, queda propuesto y pendiente</w:t>
+            </w:r>
+          </w:p>
+        </w:tc>
+      </w:tr>
+      <w:tr>
+        <w:trPr>
+          <w:cantSplit/>
+        </w:trPr>
+        <w:tc>
+          <w:tcPr>
+            <w:tcW w:type="dxa" w:w="5000"/>
+            <w:vAlign w:val="center"/>
+            <w:tcMar>
+              <w:top w:w="85" w:type="dxa"/>
+              <w:left w:w="100" w:type="dxa"/>
+              <w:bottom w:w="85" w:type="dxa"/>
+              <w:right w:w="100" w:type="dxa"/>
+            </w:tcMar>
+            <w:shd w:fill="F0F5F8"/>
+            <w:tcBorders>
+              <w:top w:val="single" w:sz="4" w:color="D9D9D9"/>
+              <w:left w:val="single" w:sz="4" w:color="D9D9D9"/>
+              <w:bottom w:val="single" w:sz="4" w:color="D9D9D9"/>
+              <w:right w:val="single" w:sz="4" w:color="D9D9D9"/>
+            </w:tcBorders>
+          </w:tcPr>
+          <w:p>
+            <w:pPr>
+              <w:widowControl/>
+              <w:spacing w:after="0" w:line="250" w:lineRule="auto"/>
+              <w:jc w:val="left"/>
+            </w:pPr>
+            <w:r>
+              <w:rPr>
+                <w:rFonts w:ascii="Arial" w:hAnsi="Arial"/>
+                <w:b w:val="0"/>
+                <w:color w:val="111111"/>
+                <w:sz w:val="20"/>
+              </w:rPr>
+              <w:t xml:space="preserve">Los agentes CLI one-shot no tienen canal de vuelta (subtareas, efectos, MCP)</w:t>
+            </w:r>
+          </w:p>
+        </w:tc>
+        <w:tc>
+          <w:tcPr>
+            <w:tcW w:type="dxa" w:w="5080"/>
+            <w:vAlign w:val="center"/>
+            <w:tcMar>
+              <w:top w:w="85" w:type="dxa"/>
+              <w:left w:w="100" w:type="dxa"/>
+              <w:bottom w:w="85" w:type="dxa"/>
+              <w:right w:w="100" w:type="dxa"/>
+            </w:tcMar>
+            <w:shd w:fill="F0F5F8"/>
+            <w:tcBorders>
+              <w:top w:val="single" w:sz="4" w:color="D9D9D9"/>
+              <w:left w:val="single" w:sz="4" w:color="D9D9D9"/>
+              <w:bottom w:val="single" w:sz="4" w:color="D9D9D9"/>
+              <w:right w:val="single" w:sz="4" w:color="D9D9D9"/>
+            </w:tcBorders>
+          </w:tcPr>
+          <w:p>
+            <w:pPr>
+              <w:widowControl/>
+              <w:spacing w:after="0" w:line="250" w:lineRule="auto"/>
+              <w:jc w:val="left"/>
+            </w:pPr>
+            <w:r>
+              <w:rPr>
+                <w:rFonts w:ascii="Arial" w:hAnsi="Arial"/>
+                <w:b w:val="0"/>
+                <w:color w:val="111111"/>
+                <w:sz w:val="20"/>
+              </w:rPr>
+              <w:t xml:space="preserve">El enlace MCP de trabajador existe en el servidor y no está conectado al lanzamiento de CLI</w:t>
+            </w:r>
+          </w:p>
+        </w:tc>
+      </w:tr>
+      <w:tr>
+        <w:trPr>
+          <w:cantSplit/>
+        </w:trPr>
+        <w:tc>
+          <w:tcPr>
+            <w:tcW w:type="dxa" w:w="5000"/>
+            <w:vAlign w:val="center"/>
+            <w:tcMar>
+              <w:top w:w="85" w:type="dxa"/>
+              <w:left w:w="100" w:type="dxa"/>
+              <w:bottom w:w="85" w:type="dxa"/>
+              <w:right w:w="100" w:type="dxa"/>
+            </w:tcMar>
+            <w:shd w:fill="FFFFFF"/>
+            <w:tcBorders>
+              <w:top w:val="single" w:sz="4" w:color="D9D9D9"/>
+              <w:left w:val="single" w:sz="4" w:color="D9D9D9"/>
+              <w:bottom w:val="single" w:sz="4" w:color="D9D9D9"/>
+              <w:right w:val="single" w:sz="4" w:color="D9D9D9"/>
+            </w:tcBorders>
+          </w:tcPr>
+          <w:p>
+            <w:pPr>
+              <w:widowControl/>
+              <w:spacing w:after="0" w:line="250" w:lineRule="auto"/>
+              <w:jc w:val="left"/>
+            </w:pPr>
+            <w:r>
+              <w:rPr>
+                <w:rFonts w:ascii="Arial" w:hAnsi="Arial"/>
+                <w:b w:val="0"/>
+                <w:color w:val="111111"/>
+                <w:sz w:val="20"/>
+              </w:rPr>
+              <w:t xml:space="preserve">El chat y el asesor dependen de la calidad del modelo</w:t>
+            </w:r>
+          </w:p>
+        </w:tc>
+        <w:tc>
+          <w:tcPr>
+            <w:tcW w:type="dxa" w:w="5080"/>
+            <w:vAlign w:val="center"/>
+            <w:tcMar>
+              <w:top w:w="85" w:type="dxa"/>
+              <w:left w:w="100" w:type="dxa"/>
+              <w:bottom w:w="85" w:type="dxa"/>
+              <w:right w:w="100" w:type="dxa"/>
+            </w:tcMar>
+            <w:shd w:fill="FFFFFF"/>
+            <w:tcBorders>
+              <w:top w:val="single" w:sz="4" w:color="D9D9D9"/>
+              <w:left w:val="single" w:sz="4" w:color="D9D9D9"/>
+              <w:bottom w:val="single" w:sz="4" w:color="D9D9D9"/>
+              <w:right w:val="single" w:sz="4" w:color="D9D9D9"/>
+            </w:tcBorders>
+          </w:tcPr>
+          <w:p>
+            <w:pPr>
+              <w:widowControl/>
+              <w:spacing w:after="0" w:line="250" w:lineRule="auto"/>
+              <w:jc w:val="left"/>
+            </w:pPr>
+            <w:r>
+              <w:rPr>
+                <w:rFonts w:ascii="Arial" w:hAnsi="Arial"/>
+                <w:b w:val="0"/>
+                <w:color w:val="111111"/>
+                <w:sz w:val="20"/>
+              </w:rPr>
+              <w:t xml:space="preserve">Todo lo que proponen pasa por validadores deterministas y compuertas humanas</w:t>
+            </w:r>
+          </w:p>
+        </w:tc>
+      </w:tr>
+      <w:tr>
+        <w:trPr>
+          <w:cantSplit/>
+        </w:trPr>
+        <w:tc>
+          <w:tcPr>
+            <w:tcW w:type="dxa" w:w="5000"/>
+            <w:vAlign w:val="center"/>
+            <w:tcMar>
+              <w:top w:w="85" w:type="dxa"/>
+              <w:left w:w="100" w:type="dxa"/>
+              <w:bottom w:w="85" w:type="dxa"/>
+              <w:right w:w="100" w:type="dxa"/>
+            </w:tcMar>
+            <w:shd w:fill="F0F5F8"/>
+            <w:tcBorders>
+              <w:top w:val="single" w:sz="4" w:color="D9D9D9"/>
+              <w:left w:val="single" w:sz="4" w:color="D9D9D9"/>
+              <w:bottom w:val="single" w:sz="4" w:color="D9D9D9"/>
+              <w:right w:val="single" w:sz="4" w:color="D9D9D9"/>
+            </w:tcBorders>
+          </w:tcPr>
+          <w:p>
+            <w:pPr>
+              <w:widowControl/>
+              <w:spacing w:after="0" w:line="250" w:lineRule="auto"/>
+              <w:jc w:val="left"/>
+            </w:pPr>
+            <w:r>
+              <w:rPr>
+                <w:rFonts w:ascii="Arial" w:hAnsi="Arial"/>
+                <w:b w:val="0"/>
+                <w:color w:val="111111"/>
+                <w:sz w:val="20"/>
+              </w:rPr>
+              <w:t xml:space="preserve">La edición de configuración desde la UI es de solo lectura por ahora</w:t>
+            </w:r>
+          </w:p>
+        </w:tc>
+        <w:tc>
+          <w:tcPr>
+            <w:tcW w:type="dxa" w:w="5080"/>
+            <w:vAlign w:val="center"/>
+            <w:tcMar>
+              <w:top w:w="85" w:type="dxa"/>
+              <w:left w:w="100" w:type="dxa"/>
+              <w:bottom w:w="85" w:type="dxa"/>
+              <w:right w:w="100" w:type="dxa"/>
+            </w:tcMar>
+            <w:shd w:fill="F0F5F8"/>
+            <w:tcBorders>
+              <w:top w:val="single" w:sz="4" w:color="D9D9D9"/>
+              <w:left w:val="single" w:sz="4" w:color="D9D9D9"/>
+              <w:bottom w:val="single" w:sz="4" w:color="D9D9D9"/>
+              <w:right w:val="single" w:sz="4" w:color="D9D9D9"/>
+            </w:tcBorders>
+          </w:tcPr>
+          <w:p>
+            <w:pPr>
+              <w:widowControl/>
+              <w:spacing w:after="0" w:line="250" w:lineRule="auto"/>
+              <w:jc w:val="left"/>
+            </w:pPr>
+            <w:r>
+              <w:rPr>
+                <w:rFonts w:ascii="Arial" w:hAnsi="Arial"/>
+                <w:b w:val="0"/>
+                <w:color w:val="111111"/>
+                <w:sz w:val="20"/>
+              </w:rPr>
+              <w:t xml:space="preserve">La configuración se edita en el archivo; se rechaza entera si es inválida</w:t>
+            </w:r>
+          </w:p>
+        </w:tc>
+      </w:tr>
+    </w:tbl>
+    <w:p/>
     <w:sectPr>
       <w:footerReference w:type="default" r:id="rId9"/>
       <w:pgSz w:w="12240" w:h="15840"/>
@@ -21549,7 +24067,7 @@
         <w:color w:val="505050"/>
         <w:sz w:val="16"/>
       </w:rPr>
-      <w:t xml:space="preserve">Synapser  ·  Diseño 0.3  ·  </w:t>
+      <w:t xml:space="preserve">Synapser  ·  Diseño 0.4  ·  </w:t>
     </w:r>
     <w:fldSimple w:instr="PAGE"/>
   </w:p>

--- a/design/Synapser_Diseno.docx
+++ b/design/Synapser_Diseno.docx
@@ -29,7 +29,7 @@
         <w:rPr>
           <w:sz w:val="19"/>
         </w:rPr>
-        <w:t>13 de octubre de 2026  ·  Versión 0.4  ·  Diseño con implementación verificada</w:t>
+        <w:t>14 de octubre de 2026  ·  Versión 0.5  ·  Diseño con implementación verificada</w:t>
       </w:r>
     </w:p>
     <w:p>
@@ -24043,6 +24043,202 @@
       </w:tr>
     </w:tbl>
     <w:p/>
+    <w:p>
+      <w:pPr>
+        <w:pStyle w:val="Heading1"/>
+      </w:pPr>
+      <w:r>
+        <w:t xml:space="preserve">37 Qué cambió en la versión 0.5 (plan 14: diseño desde la UI)</w:t>
+      </w:r>
+    </w:p>
+    <w:p>
+      <w:r>
+        <w:t xml:space="preserve">La versión 0.5 agrega lo que el plan 14 pedía para diseñar desde la consola: adaptadores por agente, biblioteca versionada y la consola de diseño. Cada punto está implementado y cubierto por pruebas automáticas; sus límites están en la sección 40.</w:t>
+      </w:r>
+    </w:p>
+    <w:p>
+      <w:pPr>
+        <w:pStyle w:val="ListBullet"/>
+      </w:pPr>
+      <w:r>
+        <w:t xml:space="preserve">Adaptadores por agente (§1–§2 del plan 14): claude-code, codex, kimi, mimo y generic-cli declaran sus capacidades, y ninguno emite un flag que su tabla no declare.</w:t>
+      </w:r>
+    </w:p>
+    <w:p>
+      <w:pPr>
+        <w:pStyle w:val="ListBullet"/>
+      </w:pPr>
+      <w:r>
+        <w:t xml:space="preserve">Skills inyectadas por mecanismo nativo, con id, digest y mecanismo registrados en la corrida. Una skill no amplía permisos.</w:t>
+      </w:r>
+    </w:p>
+    <w:p>
+      <w:pPr>
+        <w:pStyle w:val="ListBullet"/>
+      </w:pPr>
+      <w:r>
+        <w:t xml:space="preserve">Biblioteca versionada de proveedores, agentes, skills y plantillas. Cada cambio es un evento encadenado en el ledger del servidor, y cada corrida toma una instantánea al iniciar.</w:t>
+      </w:r>
+    </w:p>
+    <w:p>
+      <w:pPr>
+        <w:pStyle w:val="ListBullet"/>
+      </w:pPr>
+      <w:r>
+        <w:t xml:space="preserve">Roles del sistema (planificador, asesor, chat, trabajador y reparación) asignables a proveedor y modelo en la configuración. Un archivo que no cumple sus reglas se rechaza entero.</w:t>
+      </w:r>
+    </w:p>
+    <w:p>
+      <w:pPr>
+        <w:pStyle w:val="ListBullet"/>
+      </w:pPr>
+      <w:r>
+        <w:t xml:space="preserve">Prueba de conexión por proveedor: lista los modelos que sirve el endpoint y hace una llamada mínima. La clave no aparece en ninguna respuesta.</w:t>
+      </w:r>
+    </w:p>
+    <w:p>
+      <w:pPr>
+        <w:pStyle w:val="ListBullet"/>
+      </w:pPr>
+      <w:r>
+        <w:t xml:space="preserve">Consola: inicio con workflows activos, compuertas pendientes, agentes y costo; diseñador de workflows con comprobación en vivo contra el validador del servidor y cuatro plantillas integradas; editor de biblioteca; intervenciones del asesor y efectos en el detalle de cada workflow.</w:t>
+      </w:r>
+    </w:p>
+    <w:p>
+      <w:pPr>
+        <w:pStyle w:val="Heading1"/>
+      </w:pPr>
+      <w:r>
+        <w:t xml:space="preserve">38 Estado del plan 14</w:t>
+      </w:r>
+    </w:p>
+    <w:p>
+      <w:r>
+        <w:t xml:space="preserve">Q1 (adaptadores y skills), Q2 (biblioteca, proveedores y API) y Q4 (inicio y pantallas sin datos) están completos. En Q3 están hechos el diseñador de workflows, las plantillas integradas y el editor de biblioteca. Q3.3 y Q3.4 quedan bloqueadas por decisiones del usuario, y Q3.6 espera a ellas. El cierre incluye el README; la demo integrada (C.3) no se ha hecho, por pedido expreso.</w:t>
+      </w:r>
+    </w:p>
+    <w:p>
+      <w:pPr>
+        <w:pStyle w:val="Heading1"/>
+      </w:pPr>
+      <w:r>
+        <w:t xml:space="preserve">39 Invariantes del plan 14 y dónde se verifican</w:t>
+      </w:r>
+    </w:p>
+    <w:p>
+      <w:r>
+        <w:t xml:space="preserve">Cada invariante tiene un verificador en las pruebas automáticas y un criterio de falsación, como en los planes 08 a 13.</w:t>
+      </w:r>
+    </w:p>
+    <w:p>
+      <w:pPr>
+        <w:pStyle w:val="ListBullet"/>
+      </w:pPr>
+      <w:r>
+        <w:t xml:space="preserve">L1: una skill inyectada es de la biblioteca y su digest queda en la corrida. Verificado en el límite del runner.</w:t>
+      </w:r>
+    </w:p>
+    <w:p>
+      <w:pPr>
+        <w:pStyle w:val="ListBullet"/>
+      </w:pPr>
+      <w:r>
+        <w:t xml:space="preserve">L2: una skill no amplía permisos. El adaptador no cambia herramientas, permisos, sandbox ni presupuesto.</w:t>
+      </w:r>
+    </w:p>
+    <w:p>
+      <w:pPr>
+        <w:pStyle w:val="ListBullet"/>
+      </w:pPr>
+      <w:r>
+        <w:t xml:space="preserve">L3: la instantánea de la biblioteca se congela al iniciar la corrida. Una edición posterior no cambia lo que lee la corrida.</w:t>
+      </w:r>
+    </w:p>
+    <w:p>
+      <w:pPr>
+        <w:pStyle w:val="ListBullet"/>
+      </w:pPr>
+      <w:r>
+        <w:t xml:space="preserve">L4: las escrituras de la biblioteca exigen token y mismo origen. Una configuración inválida se rechaza entera, con todos sus problemas.</w:t>
+      </w:r>
+    </w:p>
+    <w:p>
+      <w:pPr>
+        <w:pStyle w:val="ListBullet"/>
+      </w:pPr>
+      <w:r>
+        <w:t xml:space="preserve">L5: un adaptador solo emite flags que su tabla declara, contrastados con el --help del binario instalado.</w:t>
+      </w:r>
+    </w:p>
+    <w:p>
+      <w:pPr>
+        <w:pStyle w:val="ListBullet"/>
+      </w:pPr>
+      <w:r>
+        <w:t xml:space="preserve">L6: cada rol del sistema corre sobre un proveedor y modelo declarados en la configuración final. Un rol sin proveedor válido no llega a arrancar.</w:t>
+      </w:r>
+    </w:p>
+    <w:p>
+      <w:pPr>
+        <w:pStyle w:val="Heading1"/>
+      </w:pPr>
+      <w:r>
+        <w:t xml:space="preserve">40 Límites y decisiones abiertas</w:t>
+      </w:r>
+    </w:p>
+    <w:p>
+      <w:r>
+        <w:t xml:space="preserve">Lo que sigue es real hoy, y se dice aquí en lugar de dejarlo implícito en el código.</w:t>
+      </w:r>
+    </w:p>
+    <w:p>
+      <w:pPr>
+        <w:pStyle w:val="ListBullet"/>
+      </w:pPr>
+      <w:r>
+        <w:t xml:space="preserve">Las corridas todavía no leen proveedores ni agentes de la biblioteca: el motor toma los proveedores del archivo de configuración. El manejador congelado de la biblioteca está listo para cuando lo lean.</w:t>
+      </w:r>
+    </w:p>
+    <w:p>
+      <w:pPr>
+        <w:pStyle w:val="ListBullet"/>
+      </w:pPr>
+      <w:r>
+        <w:t xml:space="preserve">Los roles trabajador y reparación del sistema solo llegan a una llamada en la ruta de misión sin orquestación. El motor de producción siempre orquesta, y los perfiles nativos llevan su propio proveedor.</w:t>
+      </w:r>
+    </w:p>
+    <w:p>
+      <w:pPr>
+        <w:pStyle w:val="ListBullet"/>
+      </w:pPr>
+      <w:r>
+        <w:t xml:space="preserve">Decisión abierta: si las corridas leen agentes de la biblioteca, y con qué precedencia frente al archivo.</w:t>
+      </w:r>
+    </w:p>
+    <w:p>
+      <w:pPr>
+        <w:pStyle w:val="ListBullet"/>
+      </w:pPr>
+      <w:r>
+        <w:t xml:space="preserve">Decisión abierta: el diseñador de agentes (Q3.3) y «probar agente» (Q3.4) esperan presupuesto, permisos, y si la prueba usa un proveedor sin costo.</w:t>
+      </w:r>
+    </w:p>
+    <w:p>
+      <w:pPr>
+        <w:pStyle w:val="ListBullet"/>
+      </w:pPr>
+      <w:r>
+        <w:t xml:space="preserve">Decisión abierta: el esquema de las plantillas guardadas en la biblioteca. Las cuatro plantillas integradas no lo necesitan.</w:t>
+      </w:r>
+    </w:p>
+    <w:p>
+      <w:pPr>
+        <w:pStyle w:val="ListBullet"/>
+      </w:pPr>
+      <w:r>
+        <w:t xml:space="preserve">Decisión abierta: la forma canónica de la biblioteca acepta números decimales (precios) con una opción propia. Los digests de peticiones y del journal siguen siendo solo enteros.</w:t>
+      </w:r>
+    </w:p>
     <w:sectPr>
       <w:footerReference w:type="default" r:id="rId9"/>
       <w:pgSz w:w="12240" w:h="15840"/>
@@ -24067,7 +24263,7 @@
         <w:color w:val="505050"/>
         <w:sz w:val="16"/>
       </w:rPr>
-      <w:t xml:space="preserve">Synapser  ·  Diseño 0.4  ·  </w:t>
+      <w:t xml:space="preserve">Synapser  ·  Diseño 0.5  ·  </w:t>
     </w:r>
     <w:fldSimple w:instr="PAGE"/>
   </w:p>

--- a/design/Synapser_Diseno.docx
+++ b/design/Synapser_Diseno.docx
@@ -24237,6 +24237,14 @@
       </w:pPr>
       <w:r>
         <w:t xml:space="preserve">Decisión abierta: la forma canónica de la biblioteca acepta números decimales (precios) con una opción propia. Los digests de peticiones y del journal siguen siendo solo enteros.</w:t>
+      </w:r>
+    </w:p>
+    <w:p>
+      <w:pPr>
+        <w:pStyle w:val="ListBullet"/>
+      </w:pPr>
+      <w:r>
+        <w:t xml:space="preserve">Riesgo declarado: la clave de un proveedor puede ser cualquier variable de entorno del servidor, y la prueba de conexión la envía al endpoint https que nombre el documento guardado. El token de sesión lo obtiene cualquier proceso local, porque la API solo escucha en 127.0.0.1: una página de otro sitio no puede usarlo, pero un proceso local sí. Pendiente de decisión: lista blanca de variables, confirmación de los cambios de baseUrl y un modelo de amenaza explícito.</w:t>
       </w:r>
     </w:p>
     <w:sectPr>

--- a/design/Synapser_Diseno.docx
+++ b/design/Synapser_Diseno.docx
@@ -24212,7 +24212,7 @@
         <w:pStyle w:val="ListBullet"/>
       </w:pPr>
       <w:r>
-        <w:t xml:space="preserve">Decisión abierta: si las corridas leen agentes de la biblioteca, y con qué precedencia frente al archivo.</w:t>
+        <w:t xml:space="preserve">Decisión del usuario: las corridas leen la biblioteca. La precedencia es sólo-añadir, propuesta de Claude pendiente de confirmación.</w:t>
       </w:r>
     </w:p>
     <w:p>
@@ -24236,7 +24236,7 @@
         <w:pStyle w:val="ListBullet"/>
       </w:pPr>
       <w:r>
-        <w:t xml:space="preserve">Decisión abierta: la forma canónica de la biblioteca acepta números decimales (precios) con una opción propia. Los digests de peticiones y del journal siguen siendo solo enteros.</w:t>
+        <w:t xml:space="preserve">Aprobada por el usuario: la forma canónica de la biblioteca acepta números decimales (precios) con una opción propia. Los digests de peticiones y del journal siguen siendo solo enteros.</w:t>
       </w:r>
     </w:p>
     <w:p>
@@ -24244,7 +24244,7 @@
         <w:pStyle w:val="ListBullet"/>
       </w:pPr>
       <w:r>
-        <w:t xml:space="preserve">Riesgo declarado: la clave de un proveedor puede ser cualquier variable de entorno del servidor, y la prueba de conexión la envía al endpoint https que nombre el documento guardado. El token de sesión lo obtiene cualquier proceso local, porque la API solo escucha en 127.0.0.1: una página de otro sitio no puede usarlo, pero un proceso local sí. Pendiente de decisión: lista blanca de variables, confirmación de los cambios de baseUrl y un modelo de amenaza explícito.</w:t>
+        <w:t xml:space="preserve">Riesgo declarado: la clave de un proveedor puede ser cualquier variable de entorno del servidor, y la prueba de conexión la envía al endpoint https que nombre el documento guardado. El token de sesión lo obtiene cualquier proceso local, porque la API solo escucha en 127.0.0.1: una página de otro sitio no puede usarlo, pero un proceso local sí. Pendiente de decisión: lista blanca de variables, confirmación de los cambios de baseUrl y un modelo de amenaza explícito, que el plan 15 documenta; sus decisiones D1 a D7 siguen abiertas.</w:t>
       </w:r>
     </w:p>
     <w:sectPr>

--- a/design/Synapser_Diseno.docx
+++ b/design/Synapser_Diseno.docx
@@ -24196,7 +24196,7 @@
         <w:pStyle w:val="ListBullet"/>
       </w:pPr>
       <w:r>
-        <w:t xml:space="preserve">Las corridas todavía no leen proveedores ni agentes de la biblioteca: el motor toma los proveedores del archivo de configuración. El manejador congelado de la biblioteca está listo para cuando lo lean.</w:t>
+        <w:t xml:space="preserve">Las corridas leen los proveedores y los agentes de la biblioteca desde su instantánea, tomada al arrancar, y los comprueban contra el archivo de configuración vigente. Una biblioteca que no cumple detiene la corrida, con todos sus motivos. Las skills de la biblioteca todavía no se inyectan (Q5.4: el archivo asigna las skills, decisión D6; pendiente de implementar).</w:t>
       </w:r>
     </w:p>
     <w:p>
@@ -24212,7 +24212,7 @@
         <w:pStyle w:val="ListBullet"/>
       </w:pPr>
       <w:r>
-        <w:t xml:space="preserve">Decisión del usuario: las corridas leen la biblioteca. La precedencia es sólo-añadir, propuesta de Claude pendiente de confirmación.</w:t>
+        <w:t xml:space="preserve">Decisión del usuario: las corridas leen la biblioteca. La precedencia es sólo-añadir, confirmada por el usuario el 14 de octubre.</w:t>
       </w:r>
     </w:p>
     <w:p>
@@ -24220,7 +24220,7 @@
         <w:pStyle w:val="ListBullet"/>
       </w:pPr>
       <w:r>
-        <w:t xml:space="preserve">Decisión abierta: el diseñador de agentes (Q3.3) y «probar agente» (Q3.4) esperan presupuesto, permisos, y si la prueba usa un proveedor sin costo.</w:t>
+        <w:t xml:space="preserve">Decisión del usuario (14 de octubre): «probar agente» tiene un tope de tiempo obligatorio en los CLI sin tope en dólares, un proveedor de prueba marcado en el archivo, y una copia que se borra al terminar, con su registro. Se diseña al final del plan. El diseñador de agentes (Q3.3) se construye ahora.</w:t>
       </w:r>
     </w:p>
     <w:p>
@@ -24244,7 +24244,7 @@
         <w:pStyle w:val="ListBullet"/>
       </w:pPr>
       <w:r>
-        <w:t xml:space="preserve">Riesgo declarado: la clave de un proveedor puede ser cualquier variable de entorno del servidor, y la prueba de conexión la envía al endpoint https que nombre el documento guardado. El token de sesión lo obtiene cualquier proceso local, porque la API solo escucha en 127.0.0.1: una página de otro sitio no puede usarlo, pero un proceso local sí. Pendiente de decisión: lista blanca de variables, confirmación de los cambios de baseUrl y un modelo de amenaza explícito, que el plan 15 documenta; sus decisiones D1 a D7 siguen abiertas.</w:t>
+        <w:t xml:space="preserve">Riesgo declarado: un proveedor del archivo puede usar cualquier variable de entorno del servidor, y la prueba de conexión la envía al endpoint https que nombre el documento guardado. Un proveedor de biblioteca solo puede usar las variables que el archivo permite en `providerKeyEnv`, que está vacía por defecto. El token de sesión lo obtiene cualquier proceso local, porque la API solo escucha en 127.0.0.1: una página de otro sitio no puede usarlo, pero un proceso local sí. La comprobación de Host (IC4) mitiga el rebinding de DNS. Decididos el 14 de octubre y sin implementar: el token en cookie HttpOnly (P15.4), la política de destinos (P15.5), las tarifas solo del archivo (P15.6) y el modo de confianza configurable (P15.7). La red de los CLI (D5) se investiga antes de decidir. El plan 15 documenta el modelo de amenaza.</w:t>
       </w:r>
     </w:p>
     <w:sectPr>
